--- a/docs/ssrn_submissions/Value_Chain_Physics_Non_IID_OCGS_JSSC.docx
+++ b/docs/ssrn_submissions/Value_Chain_Physics_Non_IID_OCGS_JSSC.docx
@@ -15,9 +15,9 @@
       <w:pPr>
         <w:pStyle w:val="3"/>
       </w:pPr>
-      <w:bookmarkStart w:id="1" w:name="X443958f676e43a54fb8992415e30613c6775f61"/>
-      <w:r>
-        <w:t>From 100-Billion Industrial Closed-Loop Proofs to First-Principle Elevation of Complexity Science</w:t>
+      <w:bookmarkStart w:id="1" w:name="X3e8882aa16ec8e586f2f291da05613e503f95b4"/>
+      <w:r>
+        <w:t>From 100-Billion Enterprise Industrial Kinetic Work Closed-Loop Empirical Proofs to First-Principle Elevation of Complexity Science</w:t>
       </w:r>
     </w:p>
     <w:p>
@@ -29,45 +29,492 @@
           <w:b/>
           <w:bCs/>
         </w:rPr>
-        <w:t xml:space="preserve">Grit Meng </w:t>
-      </w:r>
+        <w:t>Grit Meng</w:t>
+      </w:r>
+      <w:r>
+        <w:br/>
+        <w:t>Former Head &amp; Chief Architect, Integrated Planning Solution (IPS), Lenovo Global Supply Chain</w:t>
+      </w:r>
+      <w:r>
+        <w:br/>
+        <w:t>Creator of the Intelligent Planning &amp; Control (IPC) Engine | Independent Scholar</w:t>
+      </w:r>
+    </w:p>
+    <w:p>
+      <w:r>
+        <w:pict>
+          <v:rect id="_x0000_i1025" style="width:0;height:1.5pt" o:hralign="center" o:hrstd="t" o:hr="t"/>
+        </w:pict>
+      </w:r>
+    </w:p>
+    <w:p>
+      <w:pPr>
+        <w:pStyle w:val="3"/>
+      </w:pPr>
+      <w:bookmarkStart w:id="2" w:name="abstract"/>
+      <w:bookmarkEnd w:id="1"/>
+      <w:r>
+        <w:t>Abstract</w:t>
+      </w:r>
+    </w:p>
+    <w:p>
+      <w:pPr>
+        <w:pStyle w:val="FirstParagraph"/>
+      </w:pPr>
+      <w:r>
+        <w:t>Discrete manufacturing enterprises worldwide have encountered a pronounced “IT Productivity Paradox” during digital transformation: despite sustained increases in digital capital expenditures, the average Return on Invested Capital (ROIC) has deteriorated, with pervasive projects mired in localized sub-optimization and systemic instability. This paper demonstrates that the root cause lies in the long-standing reliance of conventional management and software architectures on Independent and Identically Distr</w:t>
+      </w:r>
+      <w:r>
+        <w:t>ibuted (IID) reductionist assumptions that artificially decouple procurement, manufacturing, sales, and finance. In physical value networks, material kitting, machine capacity, order commitments, and cash flows exhibit strong non-linear topological entanglement, fundamentally constituting Non-Independent and Identically Distributed (Non-IID) Open Complex Giant Systems (OCGS) as defined by Qian Xuesen. This paper establishes the analytical framework of “Value Chain Physics” grounded in Non-IID physical reali</w:t>
+      </w:r>
+      <w:r>
+        <w:t>ty: First, it proves the Vector Cancellation Law, revealing that isolated departmental optimization inevitably triggers non-orthogonal control vector interference, dissipating energy into internal friction heat (</w:t>
+      </w:r>
+      <m:oMath>
+        <m:r>
+          <m:rPr>
+            <m:sty m:val="p"/>
+          </m:rPr>
+          <w:rPr>
+            <w:rFonts w:ascii="Cambria Math" w:hAnsi="Cambria Math"/>
+          </w:rPr>
+          <m:t>Δ</m:t>
+        </m:r>
+        <m:sSub>
+          <m:sSubPr>
+            <m:ctrlPr>
+              <w:rPr>
+                <w:rFonts w:ascii="Cambria Math" w:hAnsi="Cambria Math"/>
+              </w:rPr>
+            </m:ctrlPr>
+          </m:sSubPr>
+          <m:e>
+            <m:r>
+              <w:rPr>
+                <w:rFonts w:ascii="Cambria Math" w:hAnsi="Cambria Math"/>
+              </w:rPr>
+              <m:t>W</m:t>
+            </m:r>
+          </m:e>
+          <m:sub>
+            <m:r>
+              <m:rPr>
+                <m:sty m:val="p"/>
+              </m:rPr>
+              <w:rPr>
+                <w:rFonts w:ascii="Cambria Math" w:hAnsi="Cambria Math"/>
+              </w:rPr>
+              <m:t>heat</m:t>
+            </m:r>
+          </m:sub>
+        </m:sSub>
+        <m:r>
+          <m:rPr>
+            <m:sty m:val="p"/>
+          </m:rPr>
+          <w:rPr>
+            <w:rFonts w:ascii="Cambria Math" w:hAnsi="Cambria Math"/>
+          </w:rPr>
+          <m:t>≥</m:t>
+        </m:r>
+        <m:r>
+          <w:rPr>
+            <w:rFonts w:ascii="Cambria Math" w:hAnsi="Cambria Math"/>
+          </w:rPr>
+          <m:t>0</m:t>
+        </m:r>
+      </m:oMath>
+      <w:r>
+        <w:t xml:space="preserve">) and trapping the enterprise in a suboptimal Nash equilibrium. Second, it proposes a “5D Dual-Helix” architecture comprising a holographic data model and a dynamic evolution algorithm, leveraging a prior boundary operator </w:t>
+      </w:r>
+      <m:oMath>
+        <m:r>
+          <m:rPr>
+            <m:sty m:val="p"/>
+          </m:rPr>
+          <w:rPr>
+            <w:rFonts w:ascii="Cambria Math" w:hAnsi="Cambria Math"/>
+          </w:rPr>
+          <m:t>Π</m:t>
+        </m:r>
+      </m:oMath>
+      <w:r>
+        <w:t xml:space="preserve"> and a rigid manifold </w:t>
+      </w:r>
+      <m:oMath>
+        <m:sSub>
+          <m:sSubPr>
+            <m:ctrlPr>
+              <w:rPr>
+                <w:rFonts w:ascii="Cambria Math" w:hAnsi="Cambria Math"/>
+              </w:rPr>
+            </m:ctrlPr>
+          </m:sSubPr>
+          <m:e>
+            <m:r>
+              <m:rPr>
+                <m:sty m:val="p"/>
+              </m:rPr>
+              <w:rPr>
+                <w:rFonts w:ascii="Cambria Math" w:hAnsi="Cambria Math"/>
+              </w:rPr>
+              <m:t>Π</m:t>
+            </m:r>
+          </m:e>
+          <m:sub>
+            <m:r>
+              <m:rPr>
+                <m:sty m:val="p"/>
+              </m:rPr>
+              <w:rPr>
+                <w:rFonts w:ascii="Cambria Math" w:hAnsi="Cambria Math"/>
+              </w:rPr>
+              <m:t>⊥</m:t>
+            </m:r>
+          </m:sub>
+        </m:sSub>
+      </m:oMath>
+      <w:r>
+        <w:t xml:space="preserve"> to strip normal friction degrees of freedom, algebraically pruning factorial phase space search complexity from </w:t>
+      </w:r>
+      <m:oMath>
+        <m:r>
+          <m:rPr>
+            <m:scr m:val="script"/>
+            <m:sty m:val="p"/>
+          </m:rPr>
+          <w:rPr>
+            <w:rFonts w:ascii="Cambria Math" w:hAnsi="Cambria Math"/>
+          </w:rPr>
+          <m:t>O</m:t>
+        </m:r>
+        <m:r>
+          <m:rPr>
+            <m:sty m:val="p"/>
+          </m:rPr>
+          <w:rPr>
+            <w:rFonts w:ascii="Cambria Math" w:hAnsi="Cambria Math"/>
+          </w:rPr>
+          <m:t>(</m:t>
+        </m:r>
+        <m:r>
+          <w:rPr>
+            <w:rFonts w:ascii="Cambria Math" w:hAnsi="Cambria Math"/>
+          </w:rPr>
+          <m:t>N</m:t>
+        </m:r>
+        <m:r>
+          <m:rPr>
+            <m:sty m:val="p"/>
+          </m:rPr>
+          <w:rPr>
+            <w:rFonts w:ascii="Cambria Math" w:hAnsi="Cambria Math"/>
+          </w:rPr>
+          <m:t>!)</m:t>
+        </m:r>
+      </m:oMath>
+      <w:r>
+        <w:t xml:space="preserve"> to an empirical polynomial bound </w:t>
+      </w:r>
+      <m:oMath>
+        <m:r>
+          <m:rPr>
+            <m:scr m:val="script"/>
+            <m:sty m:val="p"/>
+          </m:rPr>
+          <w:rPr>
+            <w:rFonts w:ascii="Cambria Math" w:hAnsi="Cambria Math"/>
+          </w:rPr>
+          <m:t>O</m:t>
+        </m:r>
+        <m:r>
+          <m:rPr>
+            <m:sty m:val="p"/>
+          </m:rPr>
+          <w:rPr>
+            <w:rFonts w:ascii="Cambria Math" w:hAnsi="Cambria Math"/>
+          </w:rPr>
+          <m:t>(</m:t>
+        </m:r>
+        <m:r>
+          <w:rPr>
+            <w:rFonts w:ascii="Cambria Math" w:hAnsi="Cambria Math"/>
+          </w:rPr>
+          <m:t>N</m:t>
+        </m:r>
+        <m:r>
+          <m:rPr>
+            <m:sty m:val="p"/>
+          </m:rPr>
+          <w:rPr>
+            <w:rFonts w:ascii="Cambria Math" w:hAnsi="Cambria Math"/>
+          </w:rPr>
+          <m:t>log</m:t>
+        </m:r>
+        <m:r>
+          <w:rPr>
+            <w:rFonts w:ascii="Cambria Math" w:hAnsi="Cambria Math"/>
+          </w:rPr>
+          <m:t>N</m:t>
+        </m:r>
+        <m:r>
+          <m:rPr>
+            <m:sty m:val="p"/>
+          </m:rPr>
+          <w:rPr>
+            <w:rFonts w:ascii="Cambria Math" w:hAnsi="Cambria Math"/>
+          </w:rPr>
+          <m:t>)</m:t>
+        </m:r>
+      </m:oMath>
+      <w:r>
+        <w:t xml:space="preserve">. Third, it introduces a compliance compact support projection operator </w:t>
+      </w:r>
+      <m:oMath>
+        <m:sSub>
+          <m:sSubPr>
+            <m:ctrlPr>
+              <w:rPr>
+                <w:rFonts w:ascii="Cambria Math" w:hAnsi="Cambria Math"/>
+              </w:rPr>
+            </m:ctrlPr>
+          </m:sSubPr>
+          <m:e>
+            <m:r>
+              <w:rPr>
+                <w:rFonts w:ascii="Cambria Math" w:hAnsi="Cambria Math"/>
+              </w:rPr>
+              <m:t>E</m:t>
+            </m:r>
+          </m:e>
+          <m:sub>
+            <m:r>
+              <m:rPr>
+                <m:sty m:val="p"/>
+              </m:rPr>
+              <w:rPr>
+                <w:rFonts w:ascii="Cambria Math" w:hAnsi="Cambria Math"/>
+              </w:rPr>
+              <m:t>supp</m:t>
+            </m:r>
+          </m:sub>
+        </m:sSub>
+      </m:oMath>
+      <w:r>
+        <w:t xml:space="preserve"> (Conscience Operator) to cap residual variance against Goodhart breakdown, proving polynomial closed-loop computability (</w:t>
+      </w:r>
+      <m:oMath>
+        <m:r>
+          <w:rPr>
+            <w:rFonts w:ascii="Cambria Math" w:hAnsi="Cambria Math"/>
+          </w:rPr>
+          <m:t>T</m:t>
+        </m:r>
+        <m:r>
+          <m:rPr>
+            <m:sty m:val="p"/>
+          </m:rPr>
+          <w:rPr>
+            <w:rFonts w:ascii="Cambria Math" w:hAnsi="Cambria Math"/>
+          </w:rPr>
+          <m:t>(</m:t>
+        </m:r>
+        <m:r>
+          <w:rPr>
+            <w:rFonts w:ascii="Cambria Math" w:hAnsi="Cambria Math"/>
+          </w:rPr>
+          <m:t>N</m:t>
+        </m:r>
+        <m:r>
+          <m:rPr>
+            <m:sty m:val="p"/>
+          </m:rPr>
+          <w:rPr>
+            <w:rFonts w:ascii="Cambria Math" w:hAnsi="Cambria Math"/>
+          </w:rPr>
+          <m:t>)≤</m:t>
+        </m:r>
+        <m:sSub>
+          <m:sSubPr>
+            <m:ctrlPr>
+              <w:rPr>
+                <w:rFonts w:ascii="Cambria Math" w:hAnsi="Cambria Math"/>
+              </w:rPr>
+            </m:ctrlPr>
+          </m:sSubPr>
+          <m:e>
+            <m:r>
+              <w:rPr>
+                <w:rFonts w:ascii="Cambria Math" w:hAnsi="Cambria Math"/>
+              </w:rPr>
+              <m:t>τ</m:t>
+            </m:r>
+          </m:e>
+          <m:sub>
+            <m:r>
+              <m:rPr>
+                <m:sty m:val="p"/>
+              </m:rPr>
+              <w:rPr>
+                <w:rFonts w:ascii="Cambria Math" w:hAnsi="Cambria Math"/>
+              </w:rPr>
+              <m:t>phy</m:t>
+            </m:r>
+          </m:sub>
+        </m:sSub>
+        <m:r>
+          <m:rPr>
+            <m:sty m:val="p"/>
+          </m:rPr>
+          <w:rPr>
+            <w:rFonts w:ascii="Cambria Math" w:hAnsi="Cambria Math"/>
+          </w:rPr>
+          <m:t>&lt;+∞</m:t>
+        </m:r>
+      </m:oMath>
+      <w:r>
+        <w:t xml:space="preserve">) and convergence to a unique absolute optimal steady state under physical instability window truncation. On this foundation, the paper provides rigorous mathematical formal proofs for </w:t>
+      </w:r>
+      <w:r>
+        <w:lastRenderedPageBreak/>
+        <w:t>Qian Xuesen’s three foundational OCGS principles: proving the Necessity of the Overall Design Department for breaking Nash deadlocks and its Sufficiency when coupled with rigid barriers; the Sufficiency of the Hall for Workshop of Metasynthetic Engineering (HWME) for closed-loop computability under causal orthogonal prunin</w:t>
+      </w:r>
+      <w:r>
+        <w:t xml:space="preserve">g; and the Necessity of the Second-Order Meta-Cognitive Constitutional Rewriting Operator </w:t>
+      </w:r>
+      <m:oMath>
+        <m:sSub>
+          <m:sSubPr>
+            <m:ctrlPr>
+              <w:rPr>
+                <w:rFonts w:ascii="Cambria Math" w:hAnsi="Cambria Math"/>
+              </w:rPr>
+            </m:ctrlPr>
+          </m:sSubPr>
+          <m:e>
+            <m:r>
+              <m:rPr>
+                <m:sty m:val="p"/>
+              </m:rPr>
+              <w:rPr>
+                <w:rFonts w:ascii="Cambria Math" w:hAnsi="Cambria Math"/>
+              </w:rPr>
+              <m:t>Φ</m:t>
+            </m:r>
+          </m:e>
+          <m:sub>
+            <m:r>
+              <m:rPr>
+                <m:sty m:val="p"/>
+              </m:rPr>
+              <w:rPr>
+                <w:rFonts w:ascii="Cambria Math" w:hAnsi="Cambria Math"/>
+              </w:rPr>
+              <m:t>Human</m:t>
+            </m:r>
+          </m:sub>
+        </m:sSub>
+      </m:oMath>
+      <w:r>
+        <w:t xml:space="preserve"> for breaking silicon internal closure alongside the Sufficiency of the work operator tensor product </w:t>
+      </w:r>
+      <m:oMath>
+        <m:sSub>
+          <m:sSubPr>
+            <m:ctrlPr>
+              <w:rPr>
+                <w:rFonts w:ascii="Cambria Math" w:hAnsi="Cambria Math"/>
+              </w:rPr>
+            </m:ctrlPr>
+          </m:sSubPr>
+          <m:e>
+            <m:r>
+              <m:rPr>
+                <m:sty m:val="p"/>
+              </m:rPr>
+              <w:rPr>
+                <w:rFonts w:ascii="Cambria Math" w:hAnsi="Cambria Math"/>
+              </w:rPr>
+              <m:t>Φ</m:t>
+            </m:r>
+          </m:e>
+          <m:sub>
+            <m:r>
+              <m:rPr>
+                <m:sty m:val="p"/>
+              </m:rPr>
+              <w:rPr>
+                <w:rFonts w:ascii="Cambria Math" w:hAnsi="Cambria Math"/>
+              </w:rPr>
+              <m:t>Human</m:t>
+            </m:r>
+          </m:sub>
+        </m:sSub>
+        <m:r>
+          <m:rPr>
+            <m:sty m:val="p"/>
+          </m:rPr>
+          <w:rPr>
+            <w:rFonts w:ascii="Cambria Math" w:hAnsi="Cambria Math"/>
+          </w:rPr>
+          <m:t>⊗</m:t>
+        </m:r>
+        <m:sSub>
+          <m:sSubPr>
+            <m:ctrlPr>
+              <w:rPr>
+                <w:rFonts w:ascii="Cambria Math" w:hAnsi="Cambria Math"/>
+              </w:rPr>
+            </m:ctrlPr>
+          </m:sSubPr>
+          <m:e>
+            <m:r>
+              <m:rPr>
+                <m:scr m:val="script"/>
+                <m:sty m:val="p"/>
+              </m:rPr>
+              <w:rPr>
+                <w:rFonts w:ascii="Cambria Math" w:hAnsi="Cambria Math"/>
+              </w:rPr>
+              <m:t>A</m:t>
+            </m:r>
+          </m:e>
+          <m:sub>
+            <m:r>
+              <m:rPr>
+                <m:sty m:val="p"/>
+              </m:rPr>
+              <w:rPr>
+                <w:rFonts w:ascii="Cambria Math" w:hAnsi="Cambria Math"/>
+              </w:rPr>
+              <m:t>Silicon</m:t>
+            </m:r>
+          </m:sub>
+        </m:sSub>
+      </m:oMath>
+      <w:r>
+        <w:t xml:space="preserve"> in human-machine combination. This work supplies mathematical and cybernetic foundations for autonomous self-healing closed-loop control and ROIC elevation in physical enterprise value networks.</w:t>
+      </w:r>
+    </w:p>
+    <w:p>
+      <w:pPr>
+        <w:pStyle w:val="a0"/>
+      </w:pPr>
       <w:r>
         <w:rPr>
-          <w:rFonts w:hint="eastAsia"/>
           <w:b/>
           <w:bCs/>
         </w:rPr>
-        <w:t>(</w:t>
-      </w:r>
-      <w:r>
-        <w:rPr>
-          <w:rFonts w:hint="eastAsia"/>
-          <w:b/>
-          <w:bCs/>
-        </w:rPr>
-        <w:t>孟凡淳</w:t>
-      </w:r>
-      <w:r>
-        <w:rPr>
-          <w:rFonts w:hint="eastAsia"/>
-          <w:b/>
-          <w:bCs/>
-        </w:rPr>
-        <w:t>)</w:t>
-      </w:r>
-      <w:r>
-        <w:br/>
-        <w:t>Former Head &amp; Chief Architect, Integrated Planning Solution (IPS), Lenovo Global Supply Chain</w:t>
-      </w:r>
-      <w:r>
-        <w:br/>
-        <w:t>Creator of the Intelligent Planning &amp; Control (IPC) Engine | Independent Scholar</w:t>
-      </w:r>
-    </w:p>
-    <w:p>
-      <w:r>
-        <w:pict w14:anchorId="5DF1A91A">
-          <v:rect id="_x0000_i1025" style="width:0;height:1.5pt" o:hralign="center" o:hrstd="t" o:hr="t"/>
+        <w:t>Keywords</w:t>
+      </w:r>
+      <w:r>
+        <w:t>: Value Chain Physics; Non-Independent and Identically Distributed (Non-IID); Open Complex Giant Systems (OCGS); Vector Cancellation; 5D Dual-Helix; Closed-Loop Computability; Overall Design Department; Hall for Workshop of Metasynthetic Engineering (HWME); Meta-Cognitive Constitutional Rewriting Operator; Return on Invested Capital (ROIC)</w:t>
+      </w:r>
+    </w:p>
+    <w:p>
+      <w:r>
+        <w:pict>
+          <v:rect id="_x0000_i1026" style="width:0;height:1.5pt" o:hralign="center" o:hrstd="t" o:hr="t"/>
         </w:pict>
       </w:r>
     </w:p>
@@ -75,8 +522,8 @@
       <w:pPr>
         <w:pStyle w:val="2"/>
       </w:pPr>
-      <w:bookmarkStart w:id="2" w:name="Xd1f1b9bbcff7f7914f6de4dd0dbd192e11d62fc"/>
-      <w:bookmarkEnd w:id="1"/>
+      <w:bookmarkStart w:id="3" w:name="Xd1f1b9bbcff7f7914f6de4dd0dbd192e11d62fc"/>
+      <w:bookmarkEnd w:id="2"/>
       <w:r>
         <w:t>1. Introduction: From Non-IID Physical Reality to Value Chain Physics</w:t>
       </w:r>
@@ -207,14 +654,11 @@
           <w:b/>
           <w:bCs/>
         </w:rPr>
+        <w:lastRenderedPageBreak/>
         <w:t>The Static Assumption of IID</w:t>
       </w:r>
       <w:r>
-        <w:t xml:space="preserve">: Since Taylorism and modern modular enterprise architectures (e.g., 4A architecture, Business Process </w:t>
-      </w:r>
-      <w:r>
-        <w:lastRenderedPageBreak/>
-        <w:t>Management BPM, Sales and Operations Planning S&amp;OP, Balanced Scorecard BSC) were established, management science has split enterprises into independent functions such as procurement, manufacturing, sales, and finance, assuming that state evolution across departments follows Independent and Identically Distributed (IID) dynamics.</w:t>
+        <w:t>: Since Taylorism and modern modular enterprise architectures (e.g., 4A architecture, Business Process Management BPM, Sales and Operations Planning S&amp;OP, Balanced Scorecard BSC) were established, management science has split enterprises into independent functions such as procurement, manufacturing, sales, and finance, assuming that state evolution across departments follows Independent and Identically Distributed (IID) dynamics.</w:t>
       </w:r>
     </w:p>
     <w:p>
@@ -299,8 +743,8 @@
     </w:p>
     <w:p>
       <w:r>
-        <w:pict w14:anchorId="1AF13BD0">
-          <v:rect id="_x0000_i1026" style="width:0;height:1.5pt" o:hralign="center" o:hrstd="t" o:hr="t"/>
+        <w:pict>
+          <v:rect id="_x0000_i1027" style="width:0;height:1.5pt" o:hralign="center" o:hrstd="t" o:hr="t"/>
         </w:pict>
       </w:r>
     </w:p>
@@ -308,8 +752,8 @@
       <w:pPr>
         <w:pStyle w:val="2"/>
       </w:pPr>
-      <w:bookmarkStart w:id="3" w:name="X22da1cbbea2e2937d0fc6f121ad52a44369256d"/>
-      <w:bookmarkEnd w:id="2"/>
+      <w:bookmarkStart w:id="4" w:name="X22da1cbbea2e2937d0fc6f121ad52a44369256d"/>
+      <w:bookmarkEnd w:id="3"/>
       <w:r>
         <w:t>2. Theoretical Foundations: Value Chain Physics and Qian Xuesen’s Open Complex Giant Systems (OCGS)</w:t>
       </w:r>
@@ -326,7 +770,7 @@
       <w:pPr>
         <w:pStyle w:val="3"/>
       </w:pPr>
-      <w:bookmarkStart w:id="4" w:name="X94cbbf54551cd356724b90164910440c8e65376"/>
+      <w:bookmarkStart w:id="5" w:name="X94cbbf54551cd356724b90164910440c8e65376"/>
       <w:r>
         <w:t>2.1 Qian Xuesen’s Open Complex Giant System (OCGS) Theory: From Qualitative Description to Value Chain Physics Projection</w:t>
       </w:r>
@@ -336,10 +780,11 @@
         <w:pStyle w:val="FirstParagraph"/>
       </w:pPr>
       <w:r>
-        <w:t>Qian et al. (1990) defined man-made and natural systems featuring massive elements, multi-level structures, long-range non-linear interactions, and continuous exchange of matter, energy, and information with the environment as Open Complex Giant Systems (OCGS). Qian proposed the “Hall for Workshop of Metasynthetic Engineering (HWME, also widely referred to as Hall of Workshop for Decision Support, HWDS)”, emphasizing the systems engineering philosophy of “Metasynthetic Departments” and “Human-Machine Combin</w:t>
-      </w:r>
-      <w:r>
-        <w:t>ation.”</w:t>
+        <w:t xml:space="preserve">Qian et al. (1990) defined man-made and natural systems featuring massive elements, multi-level structures, long-range non-linear interactions, and continuous exchange of matter, energy, and information with the environment as Open Complex Giant Systems (OCGS). Qian proposed the “Hall for Workshop of Metasynthetic Engineering (HWME) from qualitative to quantitative”, emphasizing </w:t>
+      </w:r>
+      <w:r>
+        <w:lastRenderedPageBreak/>
+        <w:t>the systems engineering philosophy of “Overall Design Department” and “Human-Machine Combination.”</w:t>
       </w:r>
     </w:p>
     <w:p>
@@ -347,7 +792,6 @@
         <w:pStyle w:val="a0"/>
       </w:pPr>
       <w:r>
-        <w:lastRenderedPageBreak/>
         <w:t>However, Qian Xuesen’s theory has long remained at macro-qualitative and methodological levels in traditional management and software engineering, lacking formal mathematical derivations and algorithmic closed loops in concrete physical domains (such as discrete manufacturing value networks). Value Chain Physics is precisely the dimensional-reduction projection and specification of systems science in discrete manufacturing and value network phase spaces.</w:t>
       </w:r>
     </w:p>
@@ -355,8 +799,8 @@
       <w:pPr>
         <w:pStyle w:val="3"/>
       </w:pPr>
-      <w:bookmarkStart w:id="5" w:name="X8bb1df27201e9aa7314cd951804fd5bbdfb8dea"/>
-      <w:bookmarkEnd w:id="4"/>
+      <w:bookmarkStart w:id="6" w:name="X8bb1df27201e9aa7314cd951804fd5bbdfb8dea"/>
+      <w:bookmarkEnd w:id="5"/>
       <w:r>
         <w:t>2.2 Professor Longbing Cao’s Non-IID Theory and Isomorphism with Value Chain Physics</w:t>
       </w:r>
@@ -374,8 +818,17 @@
         <w:pStyle w:val="a0"/>
       </w:pPr>
       <w:r>
-        <w:t xml:space="preserve">According to the Holographic Anti-Entropy Theoretical System (Meng, 2026), a strict fourfold topological isomorphism exists between Holographic Anti-Entropy theory and Professor Longbing Cao’s Non-IID theory: 1. </w:t>
-      </w:r>
+        <w:t>According to the Holographic Anti-Entropy Theoretical System (Meng, 2026), a strict fourfold topological isomorphism exists between Holographic Anti-Entropy theory and Professor Longbing Cao’s Non-IID theory:</w:t>
+      </w:r>
+    </w:p>
+    <w:p>
+      <w:pPr>
+        <w:pStyle w:val="Compact"/>
+        <w:numPr>
+          <w:ilvl w:val="0"/>
+          <w:numId w:val="3"/>
+        </w:numPr>
+      </w:pPr>
       <w:r>
         <w:rPr>
           <w:b/>
@@ -437,8 +890,17 @@
         </m:r>
       </m:oMath>
       <w:r>
-        <w:t xml:space="preserve">; 2. </w:t>
-      </w:r>
+        <w:t>;</w:t>
+      </w:r>
+    </w:p>
+    <w:p>
+      <w:pPr>
+        <w:pStyle w:val="Compact"/>
+        <w:numPr>
+          <w:ilvl w:val="0"/>
+          <w:numId w:val="3"/>
+        </w:numPr>
+      </w:pPr>
       <w:r>
         <w:rPr>
           <w:b/>
@@ -466,7 +928,7 @@
       <m:oMath>
         <m:r>
           <m:rPr>
-            <m:sty m:val="b"/>
+            <m:sty m:val="p"/>
           </m:rPr>
           <w:rPr>
             <w:rFonts w:ascii="Cambria Math" w:hAnsi="Cambria Math"/>
@@ -475,7 +937,10 @@
         </m:r>
       </m:oMath>
       <w:r>
-        <w:t xml:space="preserve"> dimensional reduction and rigid manifold </w:t>
+        <w:t xml:space="preserve"> </w:t>
+      </w:r>
+      <w:r>
+        <w:t xml:space="preserve">dimensional reduction and rigid manifold </w:t>
       </w:r>
       <m:oMath>
         <m:sSub>
@@ -489,7 +954,7 @@
           <m:e>
             <m:r>
               <m:rPr>
-                <m:sty m:val="b"/>
+                <m:sty m:val="p"/>
               </m:rPr>
               <w:rPr>
                 <w:rFonts w:ascii="Cambria Math" w:hAnsi="Cambria Math"/>
@@ -599,8 +1064,17 @@
         </m:r>
       </m:oMath>
       <w:r>
-        <w:t xml:space="preserve">); 3. </w:t>
-      </w:r>
+        <w:t>);</w:t>
+      </w:r>
+    </w:p>
+    <w:p>
+      <w:pPr>
+        <w:pStyle w:val="Compact"/>
+        <w:numPr>
+          <w:ilvl w:val="0"/>
+          <w:numId w:val="3"/>
+        </w:numPr>
+      </w:pPr>
       <w:r>
         <w:rPr>
           <w:b/>
@@ -636,9 +1110,6 @@
           </m:sSubPr>
           <m:e>
             <m:r>
-              <m:rPr>
-                <m:sty m:val="bi"/>
-              </m:rPr>
               <w:rPr>
                 <w:rFonts w:ascii="Cambria Math" w:hAnsi="Cambria Math"/>
               </w:rPr>
@@ -648,19 +1119,25 @@
           <m:sub>
             <m:r>
               <m:rPr>
-                <m:sty m:val="p"/>
-              </m:rPr>
-              <w:rPr>
-                <w:rFonts w:ascii="Cambria Math" w:hAnsi="Cambria Math"/>
-              </w:rPr>
+                <m:nor/>
+              </m:rPr>
               <m:t>supp</m:t>
             </m:r>
           </m:sub>
         </m:sSub>
       </m:oMath>
       <w:r>
-        <w:t xml:space="preserve"> clipping heavy-tailed residual distributions; 4. </w:t>
-      </w:r>
+        <w:t xml:space="preserve"> clipping heavy-tailed residual distributions;</w:t>
+      </w:r>
+    </w:p>
+    <w:p>
+      <w:pPr>
+        <w:pStyle w:val="Compact"/>
+        <w:numPr>
+          <w:ilvl w:val="0"/>
+          <w:numId w:val="3"/>
+        </w:numPr>
+      </w:pPr>
       <w:r>
         <w:rPr>
           <w:b/>
@@ -690,8 +1167,8 @@
       <w:pPr>
         <w:pStyle w:val="3"/>
       </w:pPr>
-      <w:bookmarkStart w:id="6" w:name="X35289303f59f0490acd83765e75077baf7d5821"/>
-      <w:bookmarkEnd w:id="5"/>
+      <w:bookmarkStart w:id="7" w:name="X35289303f59f0490acd83765e75077baf7d5821"/>
+      <w:bookmarkEnd w:id="6"/>
       <w:r>
         <w:t>2.3 Cybernetics and Information Theory Bounds</w:t>
       </w:r>
@@ -787,7 +1264,7 @@
         </m:r>
       </m:oMath>
       <w:r>
-        <w:t xml:space="preserve"> chunks). When </w:t>
+        <w:t xml:space="preserve"> chunks). When system variety greatly exceeds controller capacity (</w:t>
       </w:r>
       <m:oMath>
         <m:sSub>
@@ -822,7 +1299,7 @@
           <w:rPr>
             <w:rFonts w:ascii="Cambria Math" w:hAnsi="Cambria Math"/>
           </w:rPr>
-          <m:t>≫</m:t>
+          <m:t>&gt;</m:t>
         </m:r>
         <m:sSub>
           <m:sSubPr>
@@ -851,13 +1328,17 @@
         </m:sSub>
       </m:oMath>
       <w:r>
-        <w:t>, traditional open-loop manual coordination inevitably breaks down. Kalman’s (1960) Controllability-Observability Duality Theorem further demonstrates that if underlying physical states are unobservable, top-level intent is uncontrollable.</w:t>
-      </w:r>
-    </w:p>
-    <w:p>
-      <w:r>
-        <w:pict w14:anchorId="33906D96">
-          <v:rect id="_x0000_i1027" style="width:0;height:1.5pt" o:hralign="center" o:hrstd="t" o:hr="t"/>
+        <w:t>), traditional open-loop manual coordination inevitably breaks down. Kalman’s (1960) Controllability-</w:t>
+      </w:r>
+      <w:r>
+        <w:lastRenderedPageBreak/>
+        <w:t>Observability Duality Theorem further demonstrates that if underlying physical states are unobservable, top-level intent is uncontrollable.</w:t>
+      </w:r>
+    </w:p>
+    <w:p>
+      <w:r>
+        <w:pict>
+          <v:rect id="_x0000_i1028" style="width:0;height:1.5pt" o:hralign="center" o:hrstd="t" o:hr="t"/>
         </w:pict>
       </w:r>
     </w:p>
@@ -865,11 +1346,10 @@
       <w:pPr>
         <w:pStyle w:val="2"/>
       </w:pPr>
-      <w:bookmarkStart w:id="7" w:name="Xc9bd5aea66819cf7b0d14cc91184d92ccece335"/>
-      <w:bookmarkEnd w:id="6"/>
-      <w:bookmarkEnd w:id="3"/>
-      <w:r>
-        <w:lastRenderedPageBreak/>
+      <w:bookmarkStart w:id="8" w:name="Xc9bd5aea66819cf7b0d14cc91184d92ccece335"/>
+      <w:bookmarkEnd w:id="7"/>
+      <w:bookmarkEnd w:id="4"/>
+      <w:r>
         <w:t>3. Value Chain Physics: 5D Complete State Manifold and Eight Architecture Design Principles</w:t>
       </w:r>
     </w:p>
@@ -877,7 +1357,7 @@
       <w:pPr>
         <w:pStyle w:val="3"/>
       </w:pPr>
-      <w:bookmarkStart w:id="8" w:name="X2d3300eb001f69a392398b44d6b7ebc687c996f"/>
+      <w:bookmarkStart w:id="9" w:name="X2d3300eb001f69a392398b44d6b7ebc687c996f"/>
       <w:r>
         <w:t>3.1 Physical 5D Complete State Manifold (SCI Topological Invariants)</w:t>
       </w:r>
@@ -910,16 +1390,35 @@
           <m:jc m:val="center"/>
         </m:oMathParaPr>
         <m:oMath>
-          <m:r>
-            <m:rPr>
-              <m:scr m:val="script"/>
-              <m:sty m:val="p"/>
-            </m:rPr>
-            <w:rPr>
-              <w:rFonts w:ascii="Cambria Math" w:hAnsi="Cambria Math"/>
-            </w:rPr>
-            <m:t>M</m:t>
-          </m:r>
+          <m:sSub>
+            <m:sSubPr>
+              <m:ctrlPr>
+                <w:rPr>
+                  <w:rFonts w:ascii="Cambria Math" w:hAnsi="Cambria Math"/>
+                </w:rPr>
+              </m:ctrlPr>
+            </m:sSubPr>
+            <m:e>
+              <m:r>
+                <m:rPr>
+                  <m:scr m:val="script"/>
+                  <m:sty m:val="p"/>
+                </m:rPr>
+                <w:rPr>
+                  <w:rFonts w:ascii="Cambria Math" w:hAnsi="Cambria Math"/>
+                </w:rPr>
+                <m:t>M</m:t>
+              </m:r>
+            </m:e>
+            <m:sub>
+              <m:r>
+                <m:rPr>
+                  <m:nor/>
+                </m:rPr>
+                <m:t>model</m:t>
+              </m:r>
+            </m:sub>
+          </m:sSub>
           <m:r>
             <m:rPr>
               <m:sty m:val="p"/>
@@ -927,22 +1426,7 @@
             <w:rPr>
               <w:rFonts w:ascii="Cambria Math" w:hAnsi="Cambria Math"/>
             </w:rPr>
-            <m:t>(</m:t>
-          </m:r>
-          <m:r>
-            <w:rPr>
-              <w:rFonts w:ascii="Cambria Math" w:hAnsi="Cambria Math"/>
-            </w:rPr>
-            <m:t>t</m:t>
-          </m:r>
-          <m:r>
-            <m:rPr>
-              <m:sty m:val="p"/>
-            </m:rPr>
-            <w:rPr>
-              <w:rFonts w:ascii="Cambria Math" w:hAnsi="Cambria Math"/>
-            </w:rPr>
-            <m:t>)=</m:t>
+            <m:t>=</m:t>
           </m:r>
           <m:r>
             <m:rPr>
@@ -1011,37 +1495,10 @@
             <m:t>,</m:t>
           </m:r>
           <m:r>
-            <m:rPr>
-              <m:sty m:val="bi"/>
-            </m:rPr>
             <w:rPr>
               <w:rFonts w:ascii="Cambria Math" w:hAnsi="Cambria Math"/>
             </w:rPr>
-            <m:t>x</m:t>
-          </m:r>
-          <m:r>
-            <m:rPr>
-              <m:sty m:val="p"/>
-            </m:rPr>
-            <w:rPr>
-              <w:rFonts w:ascii="Cambria Math" w:hAnsi="Cambria Math"/>
-            </w:rPr>
-            <m:t>(</m:t>
-          </m:r>
-          <m:r>
-            <w:rPr>
-              <w:rFonts w:ascii="Cambria Math" w:hAnsi="Cambria Math"/>
-            </w:rPr>
-            <m:t>t</m:t>
-          </m:r>
-          <m:r>
-            <m:rPr>
-              <m:sty m:val="p"/>
-            </m:rPr>
-            <w:rPr>
-              <w:rFonts w:ascii="Cambria Math" w:hAnsi="Cambria Math"/>
-            </w:rPr>
-            <m:t>)</m:t>
+            <m:t>X</m:t>
           </m:r>
           <m:r>
             <m:rPr>
@@ -1053,37 +1510,10 @@
             <m:t>,Δ</m:t>
           </m:r>
           <m:r>
-            <m:rPr>
-              <m:sty m:val="bi"/>
-            </m:rPr>
             <w:rPr>
               <w:rFonts w:ascii="Cambria Math" w:hAnsi="Cambria Math"/>
             </w:rPr>
-            <m:t>x</m:t>
-          </m:r>
-          <m:r>
-            <m:rPr>
-              <m:sty m:val="p"/>
-            </m:rPr>
-            <w:rPr>
-              <w:rFonts w:ascii="Cambria Math" w:hAnsi="Cambria Math"/>
-            </w:rPr>
-            <m:t>(</m:t>
-          </m:r>
-          <m:r>
-            <w:rPr>
-              <w:rFonts w:ascii="Cambria Math" w:hAnsi="Cambria Math"/>
-            </w:rPr>
-            <m:t>t</m:t>
-          </m:r>
-          <m:r>
-            <m:rPr>
-              <m:sty m:val="p"/>
-            </m:rPr>
-            <w:rPr>
-              <w:rFonts w:ascii="Cambria Math" w:hAnsi="Cambria Math"/>
-            </w:rPr>
-            <m:t>)</m:t>
+            <m:t>X</m:t>
           </m:r>
           <m:r>
             <m:rPr>
@@ -1102,7 +1532,7 @@
         <w:pStyle w:val="Compact"/>
         <w:numPr>
           <w:ilvl w:val="0"/>
-          <w:numId w:val="3"/>
+          <w:numId w:val="4"/>
         </w:numPr>
       </w:pPr>
       <m:oMath>
@@ -1133,7 +1563,7 @@
         <w:pStyle w:val="Compact"/>
         <w:numPr>
           <w:ilvl w:val="0"/>
-          <w:numId w:val="3"/>
+          <w:numId w:val="4"/>
         </w:numPr>
       </w:pPr>
       <m:oMath>
@@ -1178,7 +1608,7 @@
         <w:pStyle w:val="Compact"/>
         <w:numPr>
           <w:ilvl w:val="0"/>
-          <w:numId w:val="3"/>
+          <w:numId w:val="4"/>
         </w:numPr>
       </w:pPr>
       <m:oMath>
@@ -1226,7 +1656,7 @@
           <m:e>
             <m:r>
               <m:rPr>
-                <m:sty m:val="b"/>
+                <m:sty m:val="p"/>
               </m:rPr>
               <w:rPr>
                 <w:rFonts w:ascii="Cambria Math" w:hAnsi="Cambria Math"/>
@@ -1256,18 +1686,15 @@
         <w:pStyle w:val="Compact"/>
         <w:numPr>
           <w:ilvl w:val="0"/>
-          <w:numId w:val="3"/>
+          <w:numId w:val="4"/>
         </w:numPr>
       </w:pPr>
       <m:oMath>
         <m:r>
-          <m:rPr>
-            <m:sty m:val="bi"/>
-          </m:rPr>
-          <w:rPr>
-            <w:rFonts w:ascii="Cambria Math" w:hAnsi="Cambria Math"/>
-          </w:rPr>
-          <m:t>x</m:t>
+          <w:rPr>
+            <w:rFonts w:ascii="Cambria Math" w:hAnsi="Cambria Math"/>
+          </w:rPr>
+          <m:t>X</m:t>
         </m:r>
         <m:r>
           <m:rPr>
@@ -1306,13 +1733,10 @@
       </w:r>
       <m:oMath>
         <m:r>
-          <m:rPr>
-            <m:sty m:val="bi"/>
-          </m:rPr>
-          <w:rPr>
-            <w:rFonts w:ascii="Cambria Math" w:hAnsi="Cambria Math"/>
-          </w:rPr>
-          <m:t>x</m:t>
+          <w:rPr>
+            <w:rFonts w:ascii="Cambria Math" w:hAnsi="Cambria Math"/>
+          </w:rPr>
+          <m:t>X</m:t>
         </m:r>
         <m:r>
           <m:rPr>
@@ -1362,7 +1786,7 @@
         <w:pStyle w:val="Compact"/>
         <w:numPr>
           <w:ilvl w:val="0"/>
-          <w:numId w:val="3"/>
+          <w:numId w:val="4"/>
         </w:numPr>
       </w:pPr>
       <m:oMath>
@@ -1376,13 +1800,10 @@
           <m:t>Δ</m:t>
         </m:r>
         <m:r>
-          <m:rPr>
-            <m:sty m:val="bi"/>
-          </m:rPr>
-          <w:rPr>
-            <w:rFonts w:ascii="Cambria Math" w:hAnsi="Cambria Math"/>
-          </w:rPr>
-          <m:t>x</m:t>
+          <w:rPr>
+            <w:rFonts w:ascii="Cambria Math" w:hAnsi="Cambria Math"/>
+          </w:rPr>
+          <m:t>X</m:t>
         </m:r>
         <m:r>
           <m:rPr>
@@ -1422,21 +1843,12 @@
       <m:oMath>
         <m:r>
           <m:rPr>
-            <m:sty m:val="b"/>
-          </m:rPr>
-          <w:rPr>
-            <w:rFonts w:ascii="Cambria Math" w:hAnsi="Cambria Math"/>
-          </w:rPr>
-          <m:t>Δ</m:t>
-        </m:r>
-        <m:r>
-          <m:rPr>
-            <m:sty m:val="p"/>
-          </m:rPr>
-          <w:rPr>
-            <w:rFonts w:ascii="Cambria Math" w:hAnsi="Cambria Math"/>
-          </w:rPr>
-          <m:t>=</m:t>
+            <m:sty m:val="p"/>
+          </m:rPr>
+          <w:rPr>
+            <w:rFonts w:ascii="Cambria Math" w:hAnsi="Cambria Math"/>
+          </w:rPr>
+          <m:t>Δ=</m:t>
         </m:r>
         <m:sSub>
           <m:sSubPr>
@@ -1448,23 +1860,17 @@
           </m:sSubPr>
           <m:e>
             <m:r>
-              <m:rPr>
-                <m:sty m:val="bi"/>
-              </m:rPr>
-              <w:rPr>
-                <w:rFonts w:ascii="Cambria Math" w:hAnsi="Cambria Math"/>
-              </w:rPr>
-              <m:t>x</m:t>
+              <w:rPr>
+                <w:rFonts w:ascii="Cambria Math" w:hAnsi="Cambria Math"/>
+              </w:rPr>
+              <m:t>X</m:t>
             </m:r>
           </m:e>
           <m:sub>
             <m:r>
               <m:rPr>
-                <m:sty m:val="p"/>
-              </m:rPr>
-              <w:rPr>
-                <w:rFonts w:ascii="Cambria Math" w:hAnsi="Cambria Math"/>
-              </w:rPr>
+                <m:nor/>
+              </m:rPr>
               <m:t>real</m:t>
             </m:r>
           </m:sub>
@@ -1503,23 +1909,17 @@
           </m:sSubPr>
           <m:e>
             <m:r>
-              <m:rPr>
-                <m:sty m:val="bi"/>
-              </m:rPr>
-              <w:rPr>
-                <w:rFonts w:ascii="Cambria Math" w:hAnsi="Cambria Math"/>
-              </w:rPr>
-              <m:t>x</m:t>
+              <w:rPr>
+                <w:rFonts w:ascii="Cambria Math" w:hAnsi="Cambria Math"/>
+              </w:rPr>
+              <m:t>X</m:t>
             </m:r>
           </m:e>
           <m:sub>
             <m:r>
               <m:rPr>
-                <m:sty m:val="p"/>
-              </m:rPr>
-              <w:rPr>
-                <w:rFonts w:ascii="Cambria Math" w:hAnsi="Cambria Math"/>
-              </w:rPr>
+                <m:nor/>
+              </m:rPr>
               <m:t>target</m:t>
             </m:r>
           </m:sub>
@@ -1566,7 +1966,7 @@
       <m:oMath>
         <m:r>
           <m:rPr>
-            <m:sty m:val="b"/>
+            <m:sty m:val="p"/>
           </m:rPr>
           <w:rPr>
             <w:rFonts w:ascii="Cambria Math" w:hAnsi="Cambria Math"/>
@@ -1589,7 +1989,7 @@
           <m:e>
             <m:r>
               <m:rPr>
-                <m:sty m:val="b"/>
+                <m:sty m:val="p"/>
               </m:rPr>
               <w:rPr>
                 <w:rFonts w:ascii="Cambria Math" w:hAnsi="Cambria Math"/>
@@ -1659,7 +2059,7 @@
           <w:b/>
           <w:bCs/>
         </w:rPr>
-        <w:t>[Causal Anchoring and Dual Decision Box]</w:t>
+        <w:t>[Causal Anchoring and Dual-Duality Decision Practice in Action]</w:t>
       </w:r>
     </w:p>
     <w:p>
@@ -1667,7 +2067,7 @@
         <w:pStyle w:val="Compact"/>
         <w:numPr>
           <w:ilvl w:val="0"/>
-          <w:numId w:val="4"/>
+          <w:numId w:val="5"/>
         </w:numPr>
       </w:pPr>
       <w:r>
@@ -1682,9 +2082,6 @@
       </w:r>
       <m:oMath>
         <m:r>
-          <m:rPr>
-            <m:sty m:val="bi"/>
-          </m:rPr>
           <w:rPr>
             <w:rFonts w:ascii="Cambria Math" w:hAnsi="Cambria Math"/>
           </w:rPr>
@@ -1705,9 +2102,6 @@
           <m:t>Δ</m:t>
         </m:r>
         <m:r>
-          <m:rPr>
-            <m:sty m:val="bi"/>
-          </m:rPr>
           <w:rPr>
             <w:rFonts w:ascii="Cambria Math" w:hAnsi="Cambria Math"/>
           </w:rPr>
@@ -1723,7 +2117,7 @@
         <w:pStyle w:val="Compact"/>
         <w:numPr>
           <w:ilvl w:val="0"/>
-          <w:numId w:val="4"/>
+          <w:numId w:val="5"/>
         </w:numPr>
       </w:pPr>
       <w:r>
@@ -1734,7 +2128,11 @@
         <w:t>PO / IC / WIP / FG Causal Anchoring</w:t>
       </w:r>
       <w:r>
-        <w:t>: Purchase Orders (PO), In-Stock Inventory (IC), Machine Work-In-Progress (WIP) are rigidly anchored to Sales Orders (SO) and Finished Goods (FG) through concrete manufacturing and logistics work;</w:t>
+        <w:t xml:space="preserve">: Purchase Orders (PO), In-Stock Inventory (IC), Machine Work-In-Progress (WIP) are rigidly anchored to Sales </w:t>
+      </w:r>
+      <w:r>
+        <w:lastRenderedPageBreak/>
+        <w:t>Orders (SO) and Finished Goods (FG) through concrete manufacturing and logistics work;</w:t>
       </w:r>
     </w:p>
     <w:p>
@@ -1742,7 +2140,7 @@
         <w:pStyle w:val="Compact"/>
         <w:numPr>
           <w:ilvl w:val="0"/>
-          <w:numId w:val="4"/>
+          <w:numId w:val="5"/>
         </w:numPr>
       </w:pPr>
       <w:r>
@@ -1761,7 +2159,446 @@
         <w:pStyle w:val="Compact"/>
         <w:numPr>
           <w:ilvl w:val="1"/>
-          <w:numId w:val="5"/>
+          <w:numId w:val="6"/>
+        </w:numPr>
+      </w:pPr>
+      <w:r>
+        <w:rPr>
+          <w:b/>
+          <w:bCs/>
+        </w:rPr>
+        <w:t>The World is Off</w:t>
+      </w:r>
+      <w:r>
+        <w:t xml:space="preserve">: Truck delayed on highway by 2 hours, supplier lead time extended </w:t>
+      </w:r>
+      <m:oMath>
+        <m:r>
+          <m:rPr>
+            <m:sty m:val="p"/>
+          </m:rPr>
+          <w:rPr>
+            <w:rFonts w:ascii="Cambria Math" w:hAnsi="Cambria Math"/>
+          </w:rPr>
+          <m:t>→</m:t>
+        </m:r>
+      </m:oMath>
+      <w:r>
+        <w:t xml:space="preserve"> 1st-order schedule adjustment pulls self-healing;</w:t>
+      </w:r>
+    </w:p>
+    <w:p>
+      <w:pPr>
+        <w:pStyle w:val="Compact"/>
+        <w:numPr>
+          <w:ilvl w:val="1"/>
+          <w:numId w:val="6"/>
+        </w:numPr>
+      </w:pPr>
+      <w:r>
+        <w:rPr>
+          <w:b/>
+          <w:bCs/>
+        </w:rPr>
+        <w:t>The Model is Wrong</w:t>
+      </w:r>
+      <w:r>
+        <w:t xml:space="preserve">: Geopolitical conflict blocks sea ports, critical machinery physically scrapped </w:t>
+      </w:r>
+      <m:oMath>
+        <m:r>
+          <m:rPr>
+            <m:sty m:val="p"/>
+          </m:rPr>
+          <w:rPr>
+            <w:rFonts w:ascii="Cambria Math" w:hAnsi="Cambria Math"/>
+          </w:rPr>
+          <m:t>→</m:t>
+        </m:r>
+      </m:oMath>
+      <w:r>
+        <w:t xml:space="preserve"> activate Second-Order Meta-Cognitive Constitutional Rewriting Operator </w:t>
+      </w:r>
+      <m:oMath>
+        <m:sSub>
+          <m:sSubPr>
+            <m:ctrlPr>
+              <w:rPr>
+                <w:rFonts w:ascii="Cambria Math" w:hAnsi="Cambria Math"/>
+              </w:rPr>
+            </m:ctrlPr>
+          </m:sSubPr>
+          <m:e>
+            <m:r>
+              <m:rPr>
+                <m:sty m:val="p"/>
+              </m:rPr>
+              <w:rPr>
+                <w:rFonts w:ascii="Cambria Math" w:hAnsi="Cambria Math"/>
+              </w:rPr>
+              <m:t>Φ</m:t>
+            </m:r>
+          </m:e>
+          <m:sub>
+            <m:r>
+              <m:rPr>
+                <m:sty m:val="p"/>
+              </m:rPr>
+              <w:rPr>
+                <w:rFonts w:ascii="Cambria Math" w:hAnsi="Cambria Math"/>
+              </w:rPr>
+              <m:t>Human</m:t>
+            </m:r>
+          </m:sub>
+        </m:sSub>
+      </m:oMath>
+      <w:r>
+        <w:t xml:space="preserve"> to reconstruct network topologies!</w:t>
+      </w:r>
+    </w:p>
+    <w:p>
+      <w:pPr>
+        <w:pStyle w:val="aa"/>
+      </w:pPr>
+      <w:r>
+        <w:rPr>
+          <w:b/>
+          <w:bCs/>
+        </w:rPr>
+        <w:t>If the world is off, adjust execution; if the model is wrong, apply second-order amendment!</w:t>
+      </w:r>
+    </w:p>
+    <w:p>
+      <w:pPr>
+        <w:pStyle w:val="3"/>
+      </w:pPr>
+      <w:bookmarkStart w:id="10" w:name="X8f9ac29e4f8ded7f4dd1df6c0aa1696141712f5"/>
+      <w:bookmarkEnd w:id="9"/>
+      <w:r>
+        <w:t>3.2 Eight Architecture Design Principles of Value Networks</w:t>
+      </w:r>
+    </w:p>
+    <w:p>
+      <w:pPr>
+        <w:pStyle w:val="FirstParagraph"/>
+      </w:pPr>
+      <w:r>
+        <w:t>Starting from the first principle of Non-IID strongly coupled state spaces, Value Chain Physics formulates Eight Architecture Design Principles governing value network evolution:</w:t>
+      </w:r>
+    </w:p>
+    <w:p>
+      <w:pPr>
+        <w:pStyle w:val="Compact"/>
+        <w:numPr>
+          <w:ilvl w:val="0"/>
+          <w:numId w:val="7"/>
+        </w:numPr>
+      </w:pPr>
+      <w:r>
+        <w:rPr>
+          <w:b/>
+          <w:bCs/>
+        </w:rPr>
+        <w:t>Principle 1 Teleological (Governance Principle)</w:t>
+      </w:r>
+      <w:r>
+        <w:t xml:space="preserve">: World reality is fundamentally Non-IID. Lacking global orchestration, local self-interested optimization triggers non-orthogonal vector interference, generating dissipative friction heat </w:t>
+      </w:r>
+      <m:oMath>
+        <m:r>
+          <m:rPr>
+            <m:sty m:val="p"/>
+          </m:rPr>
+          <w:rPr>
+            <w:rFonts w:ascii="Cambria Math" w:hAnsi="Cambria Math"/>
+          </w:rPr>
+          <m:t>Δ</m:t>
+        </m:r>
+        <m:sSub>
+          <m:sSubPr>
+            <m:ctrlPr>
+              <w:rPr>
+                <w:rFonts w:ascii="Cambria Math" w:hAnsi="Cambria Math"/>
+              </w:rPr>
+            </m:ctrlPr>
+          </m:sSubPr>
+          <m:e>
+            <m:r>
+              <w:rPr>
+                <w:rFonts w:ascii="Cambria Math" w:hAnsi="Cambria Math"/>
+              </w:rPr>
+              <m:t>W</m:t>
+            </m:r>
+          </m:e>
+          <m:sub>
+            <m:r>
+              <m:rPr>
+                <m:sty m:val="p"/>
+              </m:rPr>
+              <w:rPr>
+                <w:rFonts w:ascii="Cambria Math" w:hAnsi="Cambria Math"/>
+              </w:rPr>
+              <m:t>heat</m:t>
+            </m:r>
+          </m:sub>
+        </m:sSub>
+      </m:oMath>
+      <w:r>
+        <w:t xml:space="preserve"> and locking the system into a low-efficiency Nash equilibrium.</w:t>
+      </w:r>
+    </w:p>
+    <w:p>
+      <w:pPr>
+        <w:pStyle w:val="Compact"/>
+        <w:numPr>
+          <w:ilvl w:val="0"/>
+          <w:numId w:val="7"/>
+        </w:numPr>
+      </w:pPr>
+      <w:r>
+        <w:rPr>
+          <w:b/>
+          <w:bCs/>
+        </w:rPr>
+        <w:t>Principle 2 Ontological (Complexity Boundary Principle)</w:t>
+      </w:r>
+      <w:r>
+        <w:t xml:space="preserve">: Under Non-IID coupling, unconstrained solution spaces explode factorially </w:t>
+      </w:r>
+      <m:oMath>
+        <m:r>
+          <m:rPr>
+            <m:scr m:val="script"/>
+            <m:sty m:val="p"/>
+          </m:rPr>
+          <w:rPr>
+            <w:rFonts w:ascii="Cambria Math" w:hAnsi="Cambria Math"/>
+          </w:rPr>
+          <m:t>O</m:t>
+        </m:r>
+        <m:r>
+          <m:rPr>
+            <m:sty m:val="p"/>
+          </m:rPr>
+          <w:rPr>
+            <w:rFonts w:ascii="Cambria Math" w:hAnsi="Cambria Math"/>
+          </w:rPr>
+          <m:t>(</m:t>
+        </m:r>
+        <m:r>
+          <w:rPr>
+            <w:rFonts w:ascii="Cambria Math" w:hAnsi="Cambria Math"/>
+          </w:rPr>
+          <m:t>N</m:t>
+        </m:r>
+        <m:r>
+          <m:rPr>
+            <m:sty m:val="p"/>
+          </m:rPr>
+          <w:rPr>
+            <w:rFonts w:ascii="Cambria Math" w:hAnsi="Cambria Math"/>
+          </w:rPr>
+          <m:t>!)</m:t>
+        </m:r>
+      </m:oMath>
+      <w:r>
+        <w:t>, exceeding carbon-based working memory. High-frequency micro-computation must be yielded to silicon engines.</w:t>
+      </w:r>
+    </w:p>
+    <w:p>
+      <w:pPr>
+        <w:pStyle w:val="Compact"/>
+        <w:numPr>
+          <w:ilvl w:val="0"/>
+          <w:numId w:val="7"/>
+        </w:numPr>
+      </w:pPr>
+      <w:r>
+        <w:rPr>
+          <w:b/>
+          <w:bCs/>
+        </w:rPr>
+        <w:t>Principle 3 Schematic (5D Dual-Helix Principle)</w:t>
+      </w:r>
+      <w:r>
+        <w:t xml:space="preserve">: Dimensional reduction governance must rely on the 5D Dual-Helix of “Holographic Data Model (Left Helix) + Dynamic Evolution Algorithm (Right Helix),” executing algebraic pruning on rigid manifold </w:t>
+      </w:r>
+      <m:oMath>
+        <m:sSub>
+          <m:sSubPr>
+            <m:ctrlPr>
+              <w:rPr>
+                <w:rFonts w:ascii="Cambria Math" w:hAnsi="Cambria Math"/>
+              </w:rPr>
+            </m:ctrlPr>
+          </m:sSubPr>
+          <m:e>
+            <m:r>
+              <m:rPr>
+                <m:sty m:val="p"/>
+              </m:rPr>
+              <w:rPr>
+                <w:rFonts w:ascii="Cambria Math" w:hAnsi="Cambria Math"/>
+              </w:rPr>
+              <m:t>Π</m:t>
+            </m:r>
+          </m:e>
+          <m:sub>
+            <m:r>
+              <m:rPr>
+                <m:sty m:val="p"/>
+              </m:rPr>
+              <w:rPr>
+                <w:rFonts w:ascii="Cambria Math" w:hAnsi="Cambria Math"/>
+              </w:rPr>
+              <m:t>⊥</m:t>
+            </m:r>
+          </m:sub>
+        </m:sSub>
+      </m:oMath>
+      <w:r>
+        <w:t>.</w:t>
+      </w:r>
+    </w:p>
+    <w:p>
+      <w:pPr>
+        <w:pStyle w:val="Compact"/>
+        <w:numPr>
+          <w:ilvl w:val="0"/>
+          <w:numId w:val="7"/>
+        </w:numPr>
+      </w:pPr>
+      <w:r>
+        <w:rPr>
+          <w:b/>
+          <w:bCs/>
+        </w:rPr>
+        <w:t>Principle 4 Capability (Tripartite Fusion Principle)</w:t>
+      </w:r>
+      <w:r>
+        <w:t>: Business ontology is indivisible; capability building must fuse “Business Decoding (penetrating coupling), System Modeling (solidifying coupling), Closed-Loop Collaboration (harnessing coupling)” into a tripartite unity.</w:t>
+      </w:r>
+    </w:p>
+    <w:p>
+      <w:pPr>
+        <w:pStyle w:val="Compact"/>
+        <w:numPr>
+          <w:ilvl w:val="0"/>
+          <w:numId w:val="7"/>
+        </w:numPr>
+      </w:pPr>
+      <w:r>
+        <w:rPr>
+          <w:b/>
+          <w:bCs/>
+        </w:rPr>
+        <w:t>Principle 5 Mechanism (Quota Autonomy and Central Coordination Principle)</w:t>
+      </w:r>
+      <w:r>
+        <w:t xml:space="preserve">: Centralized prior boundary drawing and rigid barrier governance outperform pure decentralized negotiation, guiding sub-domain autonomy by adjusting global quota vectors </w:t>
+      </w:r>
+      <m:oMath>
+        <m:r>
+          <m:rPr>
+            <m:sty m:val="bi"/>
+          </m:rPr>
+          <w:rPr>
+            <w:rFonts w:ascii="Cambria Math" w:hAnsi="Cambria Math"/>
+          </w:rPr>
+          <m:t>r</m:t>
+        </m:r>
+        <m:r>
+          <m:rPr>
+            <m:sty m:val="p"/>
+          </m:rPr>
+          <w:rPr>
+            <w:rFonts w:ascii="Cambria Math" w:hAnsi="Cambria Math"/>
+          </w:rPr>
+          <m:t>∈</m:t>
+        </m:r>
+        <m:r>
+          <m:rPr>
+            <m:scr m:val="script"/>
+            <m:sty m:val="p"/>
+          </m:rPr>
+          <w:rPr>
+            <w:rFonts w:ascii="Cambria Math" w:hAnsi="Cambria Math"/>
+          </w:rPr>
+          <m:t>C</m:t>
+        </m:r>
+      </m:oMath>
+      <w:r>
+        <w:t>.</w:t>
+      </w:r>
+    </w:p>
+    <w:p>
+      <w:pPr>
+        <w:pStyle w:val="Compact"/>
+        <w:numPr>
+          <w:ilvl w:val="0"/>
+          <w:numId w:val="7"/>
+        </w:numPr>
+      </w:pPr>
+      <w:r>
+        <w:rPr>
+          <w:b/>
+          <w:bCs/>
+        </w:rPr>
+        <w:t>Principle 6 Path (Observability and Decision Write-Back Principle)</w:t>
+      </w:r>
+      <w:r>
+        <w:t>: Control domain dimensions are bounded by observation domain dimensions (</w:t>
+      </w:r>
+      <m:oMath>
+        <m:r>
+          <m:rPr>
+            <m:sty m:val="p"/>
+          </m:rPr>
+          <w:rPr>
+            <w:rFonts w:ascii="Cambria Math" w:hAnsi="Cambria Math"/>
+          </w:rPr>
+          <m:t>dim</m:t>
+        </m:r>
+        <m:r>
+          <m:rPr>
+            <m:scr m:val="script"/>
+            <m:sty m:val="p"/>
+          </m:rPr>
+          <w:rPr>
+            <w:rFonts w:ascii="Cambria Math" w:hAnsi="Cambria Math"/>
+          </w:rPr>
+          <m:t>C</m:t>
+        </m:r>
+        <m:r>
+          <m:rPr>
+            <m:sty m:val="p"/>
+          </m:rPr>
+          <w:rPr>
+            <w:rFonts w:ascii="Cambria Math" w:hAnsi="Cambria Math"/>
+          </w:rPr>
+          <m:t>≤dim</m:t>
+        </m:r>
+        <m:r>
+          <m:rPr>
+            <m:scr m:val="script"/>
+            <m:sty m:val="p"/>
+          </m:rPr>
+          <w:rPr>
+            <w:rFonts w:ascii="Cambria Math" w:hAnsi="Cambria Math"/>
+          </w:rPr>
+          <m:t>O</m:t>
+        </m:r>
+      </m:oMath>
+      <w:r>
+        <w:t>); control mechanisms must achieve “Human-out-of-the-loop, decision automated write-back” to physical nodes.</w:t>
+      </w:r>
+    </w:p>
+    <w:p>
+      <w:pPr>
+        <w:pStyle w:val="Compact"/>
+        <w:numPr>
+          <w:ilvl w:val="0"/>
+          <w:numId w:val="7"/>
         </w:numPr>
       </w:pPr>
       <w:r>
@@ -1770,12 +2607,92 @@
           <w:bCs/>
         </w:rPr>
         <w:lastRenderedPageBreak/>
-        <w:t>The World is Off</w:t>
-      </w:r>
-      <w:r>
-        <w:t xml:space="preserve">: Truck delayed on highway by 2 hours, supplier lead time extended </w:t>
-      </w:r>
-      <m:oMath>
+        <w:t>Principle 7 Dynamics (Physical Fulcrum and Leverage Principle)</w:t>
+      </w:r>
+      <w:r>
+        <w:t xml:space="preserve">: Control energy must act precisely upon tightly constrained bottleneck fulcrums </w:t>
+      </w:r>
+      <m:oMath>
+        <m:sSub>
+          <m:sSubPr>
+            <m:ctrlPr>
+              <w:rPr>
+                <w:rFonts w:ascii="Cambria Math" w:hAnsi="Cambria Math"/>
+              </w:rPr>
+            </m:ctrlPr>
+          </m:sSubPr>
+          <m:e>
+            <m:r>
+              <w:rPr>
+                <w:rFonts w:ascii="Cambria Math" w:hAnsi="Cambria Math"/>
+              </w:rPr>
+              <m:t>X</m:t>
+            </m:r>
+          </m:e>
+          <m:sub>
+            <m:r>
+              <m:rPr>
+                <m:sty m:val="p"/>
+              </m:rPr>
+              <w:rPr>
+                <w:rFonts w:ascii="Cambria Math" w:hAnsi="Cambria Math"/>
+              </w:rPr>
+              <m:t>fulcrum</m:t>
+            </m:r>
+          </m:sub>
+        </m:sSub>
+        <m:r>
+          <m:rPr>
+            <m:sty m:val="p"/>
+          </m:rPr>
+          <w:rPr>
+            <w:rFonts w:ascii="Cambria Math" w:hAnsi="Cambria Math"/>
+          </w:rPr>
+          <m:t>∈</m:t>
+        </m:r>
+        <m:sSub>
+          <m:sSubPr>
+            <m:ctrlPr>
+              <w:rPr>
+                <w:rFonts w:ascii="Cambria Math" w:hAnsi="Cambria Math"/>
+              </w:rPr>
+            </m:ctrlPr>
+          </m:sSubPr>
+          <m:e>
+            <m:r>
+              <m:rPr>
+                <m:scr m:val="script"/>
+                <m:sty m:val="p"/>
+              </m:rPr>
+              <w:rPr>
+                <w:rFonts w:ascii="Cambria Math" w:hAnsi="Cambria Math"/>
+              </w:rPr>
+              <m:t>C</m:t>
+            </m:r>
+          </m:e>
+          <m:sub>
+            <m:r>
+              <m:rPr>
+                <m:sty m:val="p"/>
+              </m:rPr>
+              <w:rPr>
+                <w:rFonts w:ascii="Cambria Math" w:hAnsi="Cambria Math"/>
+              </w:rPr>
+              <m:t>active</m:t>
+            </m:r>
+          </m:sub>
+        </m:sSub>
+      </m:oMath>
+      <w:r>
+        <w:t>, closing mismatch angles (</w:t>
+      </w:r>
+      <m:oMath>
+        <m:r>
+          <w:rPr>
+            <w:rFonts w:ascii="Cambria Math" w:hAnsi="Cambria Math"/>
+          </w:rPr>
+          <m:t>θ</m:t>
+        </m:r>
         <m:r>
           <m:rPr>
             <m:sty m:val="p"/>
@@ -1785,17 +2702,53 @@
           </w:rPr>
           <m:t>→</m:t>
         </m:r>
-      </m:oMath>
-      <w:r>
-        <w:t xml:space="preserve"> 1st-order schedule adjustment pulls self-healing;</w:t>
+        <m:r>
+          <w:rPr>
+            <w:rFonts w:ascii="Cambria Math" w:hAnsi="Cambria Math"/>
+          </w:rPr>
+          <m:t>0</m:t>
+        </m:r>
+        <m:r>
+          <m:rPr>
+            <m:sty m:val="p"/>
+          </m:rPr>
+          <w:rPr>
+            <w:rFonts w:ascii="Cambria Math" w:hAnsi="Cambria Math"/>
+          </w:rPr>
+          <m:t>⇒cos</m:t>
+        </m:r>
+        <m:r>
+          <w:rPr>
+            <w:rFonts w:ascii="Cambria Math" w:hAnsi="Cambria Math"/>
+          </w:rPr>
+          <m:t>θ</m:t>
+        </m:r>
+        <m:r>
+          <m:rPr>
+            <m:sty m:val="p"/>
+          </m:rPr>
+          <w:rPr>
+            <w:rFonts w:ascii="Cambria Math" w:hAnsi="Cambria Math"/>
+          </w:rPr>
+          <m:t>→</m:t>
+        </m:r>
+        <m:r>
+          <w:rPr>
+            <w:rFonts w:ascii="Cambria Math" w:hAnsi="Cambria Math"/>
+          </w:rPr>
+          <m:t>1</m:t>
+        </m:r>
+      </m:oMath>
+      <w:r>
+        <w:t>) to maximize effective work.</w:t>
       </w:r>
     </w:p>
     <w:p>
       <w:pPr>
         <w:pStyle w:val="Compact"/>
         <w:numPr>
-          <w:ilvl w:val="1"/>
-          <w:numId w:val="5"/>
+          <w:ilvl w:val="0"/>
+          <w:numId w:val="7"/>
         </w:numPr>
       </w:pPr>
       <w:r>
@@ -1803,97 +2756,20 @@
           <w:b/>
           <w:bCs/>
         </w:rPr>
-        <w:t>The Model is Wrong</w:t>
-      </w:r>
-      <w:r>
-        <w:t xml:space="preserve">: Geopolitical conflict blocks sea ports, critical machinery physically scrapped </w:t>
-      </w:r>
-      <m:oMath>
-        <m:r>
-          <m:rPr>
-            <m:sty m:val="p"/>
-          </m:rPr>
-          <w:rPr>
-            <w:rFonts w:ascii="Cambria Math" w:hAnsi="Cambria Math"/>
-          </w:rPr>
-          <m:t>→</m:t>
-        </m:r>
-      </m:oMath>
-      <w:r>
-        <w:t xml:space="preserve"> activate 2nd-order self-reflection operator </w:t>
-      </w:r>
-      <m:oMath>
-        <m:r>
-          <m:rPr>
-            <m:sty m:val="b"/>
-          </m:rPr>
-          <w:rPr>
-            <w:rFonts w:ascii="Cambria Math" w:hAnsi="Cambria Math"/>
-          </w:rPr>
-          <m:t>Φ</m:t>
-        </m:r>
-      </m:oMath>
-      <w:r>
-        <w:t xml:space="preserve"> to reconstruct network topologies!</w:t>
-      </w:r>
-    </w:p>
-    <w:p>
-      <w:pPr>
-        <w:pStyle w:val="aa"/>
-      </w:pPr>
-      <w:r>
-        <w:rPr>
-          <w:b/>
-          <w:bCs/>
-        </w:rPr>
-        <w:t>If the world is off, adjust execution; if the model is wrong, apply second-order amendment!</w:t>
-      </w:r>
-    </w:p>
-    <w:p>
-      <w:pPr>
-        <w:pStyle w:val="3"/>
-      </w:pPr>
-      <w:bookmarkStart w:id="9" w:name="X8f9ac29e4f8ded7f4dd1df6c0aa1696141712f5"/>
-      <w:bookmarkEnd w:id="8"/>
-      <w:r>
-        <w:t>3.2 Eight Architecture Design Principles of Value Networks</w:t>
-      </w:r>
-    </w:p>
-    <w:p>
-      <w:pPr>
-        <w:pStyle w:val="FirstParagraph"/>
-      </w:pPr>
-      <w:r>
-        <w:t>Starting from the first principle of Non-IID strongly coupled state spaces, Value Chain Physics formulates Eight Architecture Design Principles governing value network evolution:</w:t>
-      </w:r>
-    </w:p>
-    <w:p>
-      <w:pPr>
-        <w:pStyle w:val="Compact"/>
-        <w:numPr>
-          <w:ilvl w:val="0"/>
-          <w:numId w:val="6"/>
-        </w:numPr>
-      </w:pPr>
-      <w:r>
-        <w:rPr>
-          <w:b/>
-          <w:bCs/>
-        </w:rPr>
-        <w:t>Principle 1 Teleological (Governance Principle)</w:t>
-      </w:r>
-      <w:r>
-        <w:t xml:space="preserve">: World reality is fundamentally Non-IID. Lacking global orchestration, local self-interested optimization triggers non-orthogonal vector interference, generating dissipative friction heat </w:t>
-      </w:r>
-      <m:oMath>
-        <m:r>
-          <m:rPr>
-            <m:sty m:val="p"/>
-          </m:rPr>
-          <w:rPr>
-            <w:rFonts w:ascii="Cambria Math" w:hAnsi="Cambria Math"/>
-          </w:rPr>
-          <m:t>Δ</m:t>
+        <w:t>Principle 8 Evolutionary (Second-Order Meta-Cognitive Constitutional Rewriting Principle)</w:t>
+      </w:r>
+      <w:r>
+        <w:t xml:space="preserve">: Normal operations self-heal autonomously via silicon out-of-the-loop; when residuals breach thresholds </w:t>
+      </w:r>
+      <m:oMath>
+        <m:r>
+          <m:rPr>
+            <m:sty m:val="p"/>
+          </m:rPr>
+          <w:rPr>
+            <w:rFonts w:ascii="Cambria Math" w:hAnsi="Cambria Math"/>
+          </w:rPr>
+          <m:t>Δ&gt;</m:t>
         </m:r>
         <m:sSub>
           <m:sSubPr>
@@ -1908,7 +2784,7 @@
               <w:rPr>
                 <w:rFonts w:ascii="Cambria Math" w:hAnsi="Cambria Math"/>
               </w:rPr>
-              <m:t>W</m:t>
+              <m:t>θ</m:t>
             </m:r>
           </m:e>
           <m:sub>
@@ -1919,90 +2795,13 @@
               <w:rPr>
                 <w:rFonts w:ascii="Cambria Math" w:hAnsi="Cambria Math"/>
               </w:rPr>
-              <m:t>heat</m:t>
+              <m:t>trigger</m:t>
             </m:r>
           </m:sub>
         </m:sSub>
       </m:oMath>
       <w:r>
-        <w:t xml:space="preserve"> and locking the system into a low-efficiency Nash equilibrium.</w:t>
-      </w:r>
-    </w:p>
-    <w:p>
-      <w:pPr>
-        <w:pStyle w:val="Compact"/>
-        <w:numPr>
-          <w:ilvl w:val="0"/>
-          <w:numId w:val="6"/>
-        </w:numPr>
-      </w:pPr>
-      <w:r>
-        <w:rPr>
-          <w:b/>
-          <w:bCs/>
-        </w:rPr>
-        <w:t>Principle 2 Ontological (Complexity Boundary Principle)</w:t>
-      </w:r>
-      <w:r>
-        <w:t xml:space="preserve">: Under Non-IID coupling, unconstrained solution spaces explode factorially </w:t>
-      </w:r>
-      <m:oMath>
-        <m:r>
-          <m:rPr>
-            <m:scr m:val="script"/>
-            <m:sty m:val="p"/>
-          </m:rPr>
-          <w:rPr>
-            <w:rFonts w:ascii="Cambria Math" w:hAnsi="Cambria Math"/>
-          </w:rPr>
-          <m:t>O</m:t>
-        </m:r>
-        <m:r>
-          <m:rPr>
-            <m:sty m:val="p"/>
-          </m:rPr>
-          <w:rPr>
-            <w:rFonts w:ascii="Cambria Math" w:hAnsi="Cambria Math"/>
-          </w:rPr>
-          <m:t>(</m:t>
-        </m:r>
-        <m:r>
-          <w:rPr>
-            <w:rFonts w:ascii="Cambria Math" w:hAnsi="Cambria Math"/>
-          </w:rPr>
-          <m:t>N</m:t>
-        </m:r>
-        <m:r>
-          <m:rPr>
-            <m:sty m:val="p"/>
-          </m:rPr>
-          <w:rPr>
-            <w:rFonts w:ascii="Cambria Math" w:hAnsi="Cambria Math"/>
-          </w:rPr>
-          <m:t>!)</m:t>
-        </m:r>
-      </m:oMath>
-      <w:r>
-        <w:t>, exceeding carbon-based working memory. High-frequency micro-computation must be yielded to silicon engines.</w:t>
-      </w:r>
-    </w:p>
-    <w:p>
-      <w:pPr>
-        <w:pStyle w:val="Compact"/>
-        <w:numPr>
-          <w:ilvl w:val="0"/>
-          <w:numId w:val="6"/>
-        </w:numPr>
-      </w:pPr>
-      <w:r>
-        <w:rPr>
-          <w:b/>
-          <w:bCs/>
-        </w:rPr>
-        <w:t>Principle 3 Schematic (5D Dual-Helix Principle)</w:t>
-      </w:r>
-      <w:r>
-        <w:t xml:space="preserve">: Dimensional reduction governance must rely on the 5D Dual-Helix of “Holographic Data Model (Left Helix) + Dynamic Evolution Algorithm (Right Helix),” executing algebraic pruning on rigid manifold </w:t>
+        <w:t xml:space="preserve"> triggering phase deadlocks, human experts introduce the Second-Order Meta-Cognitive Constitutional Rewriting Operator </w:t>
       </w:r>
       <m:oMath>
         <m:sSub>
@@ -2016,12 +2815,12 @@
           <m:e>
             <m:r>
               <m:rPr>
-                <m:sty m:val="b"/>
-              </m:rPr>
-              <w:rPr>
-                <w:rFonts w:ascii="Cambria Math" w:hAnsi="Cambria Math"/>
-              </w:rPr>
-              <m:t>Π</m:t>
+                <m:sty m:val="p"/>
+              </m:rPr>
+              <w:rPr>
+                <w:rFonts w:ascii="Cambria Math" w:hAnsi="Cambria Math"/>
+              </w:rPr>
+              <m:t>Φ</m:t>
             </m:r>
           </m:e>
           <m:sub>
@@ -2032,167 +2831,24 @@
               <w:rPr>
                 <w:rFonts w:ascii="Cambria Math" w:hAnsi="Cambria Math"/>
               </w:rPr>
-              <m:t>⊥</m:t>
+              <m:t>Human</m:t>
             </m:r>
           </m:sub>
         </m:sSub>
       </m:oMath>
       <w:r>
-        <w:t>.</w:t>
-      </w:r>
-    </w:p>
-    <w:p>
-      <w:pPr>
-        <w:pStyle w:val="Compact"/>
-        <w:numPr>
-          <w:ilvl w:val="0"/>
-          <w:numId w:val="6"/>
-        </w:numPr>
-      </w:pPr>
-      <w:r>
-        <w:rPr>
-          <w:b/>
-          <w:bCs/>
-        </w:rPr>
-        <w:t>Principle 4 Capability (Tripartite Fusion Principle)</w:t>
-      </w:r>
-      <w:r>
-        <w:t>: Business ontology is indivisible; capability building must fuse “Business Decoding (penetrating coupling), System Modeling (solidifying coupling), Closed-Loop Collaboration (harnessing coupling)” into a tripartite unity.</w:t>
-      </w:r>
-    </w:p>
-    <w:p>
-      <w:pPr>
-        <w:pStyle w:val="Compact"/>
-        <w:numPr>
-          <w:ilvl w:val="0"/>
-          <w:numId w:val="6"/>
-        </w:numPr>
-      </w:pPr>
-      <w:r>
-        <w:rPr>
-          <w:b/>
-          <w:bCs/>
-        </w:rPr>
-        <w:t>Principle 5 Mechanism (Quota Autonomy and Central Coordination Principle)</w:t>
-      </w:r>
-      <w:r>
-        <w:t xml:space="preserve">: Centralized prior boundary drawing and rigid barrier governance outperform pure decentralized negotiation, guiding sub-domain autonomy by adjusting global quota vectors </w:t>
-      </w:r>
-      <m:oMath>
-        <m:r>
-          <m:rPr>
-            <m:sty m:val="bi"/>
-          </m:rPr>
-          <w:rPr>
-            <w:rFonts w:ascii="Cambria Math" w:hAnsi="Cambria Math"/>
-          </w:rPr>
-          <m:t>r</m:t>
-        </m:r>
-        <m:r>
-          <m:rPr>
-            <m:sty m:val="p"/>
-          </m:rPr>
-          <w:rPr>
-            <w:rFonts w:ascii="Cambria Math" w:hAnsi="Cambria Math"/>
-          </w:rPr>
-          <m:t>∈</m:t>
-        </m:r>
-        <m:r>
-          <m:rPr>
-            <m:scr m:val="script"/>
-            <m:sty m:val="p"/>
-          </m:rPr>
-          <w:rPr>
-            <w:rFonts w:ascii="Cambria Math" w:hAnsi="Cambria Math"/>
-          </w:rPr>
-          <m:t>C</m:t>
-        </m:r>
-      </m:oMath>
-      <w:r>
-        <w:t>.</w:t>
-      </w:r>
-    </w:p>
-    <w:p>
-      <w:pPr>
-        <w:pStyle w:val="Compact"/>
-        <w:numPr>
-          <w:ilvl w:val="0"/>
-          <w:numId w:val="6"/>
-        </w:numPr>
-      </w:pPr>
-      <w:r>
-        <w:rPr>
-          <w:b/>
-          <w:bCs/>
-        </w:rPr>
-        <w:t>Principle 6 Path (Observability and Decision Write-Back Principle)</w:t>
-      </w:r>
-      <w:r>
-        <w:t>: Control domain dimensions are bounded by observation domain dimensions (</w:t>
-      </w:r>
-      <m:oMath>
-        <m:r>
-          <m:rPr>
-            <m:sty m:val="p"/>
-          </m:rPr>
-          <w:rPr>
-            <w:rFonts w:ascii="Cambria Math" w:hAnsi="Cambria Math"/>
-          </w:rPr>
-          <m:t>dim</m:t>
-        </m:r>
-        <m:r>
-          <m:rPr>
-            <m:scr m:val="script"/>
-            <m:sty m:val="p"/>
-          </m:rPr>
-          <w:rPr>
-            <w:rFonts w:ascii="Cambria Math" w:hAnsi="Cambria Math"/>
-          </w:rPr>
-          <m:t>C</m:t>
-        </m:r>
-        <m:r>
-          <m:rPr>
-            <m:sty m:val="p"/>
-          </m:rPr>
-          <w:rPr>
-            <w:rFonts w:ascii="Cambria Math" w:hAnsi="Cambria Math"/>
-          </w:rPr>
-          <m:t>≤dim</m:t>
-        </m:r>
-        <m:r>
-          <m:rPr>
-            <m:scr m:val="script"/>
-            <m:sty m:val="p"/>
-          </m:rPr>
-          <w:rPr>
-            <w:rFonts w:ascii="Cambria Math" w:hAnsi="Cambria Math"/>
-          </w:rPr>
-          <m:t>O</m:t>
-        </m:r>
-      </m:oMath>
-      <w:r>
-        <w:t>); control mechanisms must achieve “Human-out-of-the-loop, decision automated write-back” to physical nodes.</w:t>
-      </w:r>
-    </w:p>
-    <w:p>
-      <w:pPr>
-        <w:pStyle w:val="Compact"/>
-        <w:numPr>
-          <w:ilvl w:val="0"/>
-          <w:numId w:val="6"/>
-        </w:numPr>
-      </w:pPr>
-      <w:r>
-        <w:rPr>
-          <w:b/>
-          <w:bCs/>
-        </w:rPr>
-        <w:t>Principle 7 Dynamics (Physical Fulcrum and Leverage Principle)</w:t>
-      </w:r>
-      <w:r>
-        <w:t xml:space="preserve">: Control energy must act precisely upon tightly constrained bottleneck fulcrums </w:t>
-      </w:r>
-      <m:oMath>
+        <w:t xml:space="preserve"> (Meta-cognitive Constitutional Rewriting Operator, corresponding to high-level prefrontal self-reflection in cognitive science) to rewrite axiomatic bases (</w:t>
+      </w:r>
+      <m:oMath>
+        <m:r>
+          <m:rPr>
+            <m:sty m:val="p"/>
+          </m:rPr>
+          <w:rPr>
+            <w:rFonts w:ascii="Cambria Math" w:hAnsi="Cambria Math"/>
+          </w:rPr>
+          <m:t>Φ:</m:t>
+        </m:r>
         <m:sSub>
           <m:sSubPr>
             <m:ctrlPr>
@@ -2204,23 +2860,20 @@
           <m:e>
             <m:r>
               <m:rPr>
-                <m:sty m:val="bi"/>
-              </m:rPr>
-              <w:rPr>
-                <w:rFonts w:ascii="Cambria Math" w:hAnsi="Cambria Math"/>
-              </w:rPr>
-              <m:t>x</m:t>
+                <m:sty m:val="p"/>
+              </m:rPr>
+              <w:rPr>
+                <w:rFonts w:ascii="Cambria Math" w:hAnsi="Cambria Math"/>
+              </w:rPr>
+              <m:t>Π</m:t>
             </m:r>
           </m:e>
           <m:sub>
             <m:r>
-              <m:rPr>
-                <m:sty m:val="p"/>
-              </m:rPr>
-              <w:rPr>
-                <w:rFonts w:ascii="Cambria Math" w:hAnsi="Cambria Math"/>
-              </w:rPr>
-              <m:t>fulcrum</m:t>
+              <w:rPr>
+                <w:rFonts w:ascii="Cambria Math" w:hAnsi="Cambria Math"/>
+              </w:rPr>
+              <m:t>k</m:t>
             </m:r>
           </m:sub>
         </m:sSub>
@@ -2231,7 +2884,7 @@
           <w:rPr>
             <w:rFonts w:ascii="Cambria Math" w:hAnsi="Cambria Math"/>
           </w:rPr>
-          <m:t>∈</m:t>
+          <m:t>→</m:t>
         </m:r>
         <m:sSub>
           <m:sSubPr>
@@ -2244,302 +2897,47 @@
           <m:e>
             <m:r>
               <m:rPr>
-                <m:scr m:val="script"/>
                 <m:sty m:val="p"/>
               </m:rPr>
               <w:rPr>
                 <w:rFonts w:ascii="Cambria Math" w:hAnsi="Cambria Math"/>
               </w:rPr>
-              <m:t>C</m:t>
+              <m:t>Π</m:t>
             </m:r>
           </m:e>
           <m:sub>
             <m:r>
+              <w:rPr>
+                <w:rFonts w:ascii="Cambria Math" w:hAnsi="Cambria Math"/>
+              </w:rPr>
+              <m:t>k</m:t>
+            </m:r>
+            <m:r>
               <m:rPr>
                 <m:sty m:val="p"/>
               </m:rPr>
               <w:rPr>
                 <w:rFonts w:ascii="Cambria Math" w:hAnsi="Cambria Math"/>
               </w:rPr>
-              <m:t>active</m:t>
+              <m:t>+</m:t>
+            </m:r>
+            <m:r>
+              <w:rPr>
+                <w:rFonts w:ascii="Cambria Math" w:hAnsi="Cambria Math"/>
+              </w:rPr>
+              <m:t>1</m:t>
             </m:r>
           </m:sub>
         </m:sSub>
       </m:oMath>
       <w:r>
-        <w:t>, closing mismatch angles (</w:t>
-      </w:r>
-      <m:oMath>
-        <m:r>
-          <w:rPr>
-            <w:rFonts w:ascii="Cambria Math" w:hAnsi="Cambria Math"/>
-          </w:rPr>
-          <m:t>θ</m:t>
-        </m:r>
-        <m:r>
-          <m:rPr>
-            <m:sty m:val="p"/>
-          </m:rPr>
-          <w:rPr>
-            <w:rFonts w:ascii="Cambria Math" w:hAnsi="Cambria Math"/>
-          </w:rPr>
-          <m:t>→</m:t>
-        </m:r>
-        <m:r>
-          <w:rPr>
-            <w:rFonts w:ascii="Cambria Math" w:hAnsi="Cambria Math"/>
-          </w:rPr>
-          <m:t>0</m:t>
-        </m:r>
-        <m:r>
-          <m:rPr>
-            <m:sty m:val="p"/>
-          </m:rPr>
-          <w:rPr>
-            <w:rFonts w:ascii="Cambria Math" w:hAnsi="Cambria Math"/>
-          </w:rPr>
-          <m:t>⇒cos</m:t>
-        </m:r>
-        <m:r>
-          <w:rPr>
-            <w:rFonts w:ascii="Cambria Math" w:hAnsi="Cambria Math"/>
-          </w:rPr>
-          <m:t>θ</m:t>
-        </m:r>
-        <m:r>
-          <m:rPr>
-            <m:sty m:val="p"/>
-          </m:rPr>
-          <w:rPr>
-            <w:rFonts w:ascii="Cambria Math" w:hAnsi="Cambria Math"/>
-          </w:rPr>
-          <m:t>→</m:t>
-        </m:r>
-        <m:r>
-          <w:rPr>
-            <w:rFonts w:ascii="Cambria Math" w:hAnsi="Cambria Math"/>
-          </w:rPr>
-          <m:t>1</m:t>
-        </m:r>
-      </m:oMath>
-      <w:r>
-        <w:t>) to maximize effective work.</w:t>
-      </w:r>
-    </w:p>
-    <w:p>
-      <w:pPr>
-        <w:pStyle w:val="Compact"/>
-        <w:numPr>
-          <w:ilvl w:val="0"/>
-          <w:numId w:val="6"/>
-        </w:numPr>
-      </w:pPr>
-      <w:r>
-        <w:rPr>
-          <w:b/>
-          <w:bCs/>
-        </w:rPr>
-        <w:lastRenderedPageBreak/>
-        <w:t>Principle 8 Evolutionary (Second-Order Meta-Cognitive Principle)</w:t>
-      </w:r>
-      <w:r>
-        <w:t xml:space="preserve">: Normal operations self-heal autonomously via silicon out-of-the-loop; when residuals breach thresholds </w:t>
-      </w:r>
-      <m:oMath>
-        <m:r>
-          <m:rPr>
-            <m:sty m:val="b"/>
-          </m:rPr>
-          <w:rPr>
-            <w:rFonts w:ascii="Cambria Math" w:hAnsi="Cambria Math"/>
-          </w:rPr>
-          <m:t>Δ</m:t>
-        </m:r>
-        <m:r>
-          <m:rPr>
-            <m:sty m:val="p"/>
-          </m:rPr>
-          <w:rPr>
-            <w:rFonts w:ascii="Cambria Math" w:hAnsi="Cambria Math"/>
-          </w:rPr>
-          <m:t>&gt;</m:t>
-        </m:r>
-        <m:sSub>
-          <m:sSubPr>
-            <m:ctrlPr>
-              <w:rPr>
-                <w:rFonts w:ascii="Cambria Math" w:hAnsi="Cambria Math"/>
-              </w:rPr>
-            </m:ctrlPr>
-          </m:sSubPr>
-          <m:e>
-            <m:r>
-              <w:rPr>
-                <w:rFonts w:ascii="Cambria Math" w:hAnsi="Cambria Math"/>
-              </w:rPr>
-              <m:t>θ</m:t>
-            </m:r>
-          </m:e>
-          <m:sub>
-            <m:r>
-              <m:rPr>
-                <m:sty m:val="p"/>
-              </m:rPr>
-              <w:rPr>
-                <w:rFonts w:ascii="Cambria Math" w:hAnsi="Cambria Math"/>
-              </w:rPr>
-              <m:t>trigger</m:t>
-            </m:r>
-          </m:sub>
-        </m:sSub>
-      </m:oMath>
-      <w:r>
-        <w:t xml:space="preserve"> triggering phase deadlocks, human experts introduce the second-order meta-control operator </w:t>
-      </w:r>
-      <m:oMath>
-        <m:sSub>
-          <m:sSubPr>
-            <m:ctrlPr>
-              <w:rPr>
-                <w:rFonts w:ascii="Cambria Math" w:hAnsi="Cambria Math"/>
-              </w:rPr>
-            </m:ctrlPr>
-          </m:sSubPr>
-          <m:e>
-            <m:r>
-              <m:rPr>
-                <m:sty m:val="b"/>
-              </m:rPr>
-              <w:rPr>
-                <w:rFonts w:ascii="Cambria Math" w:hAnsi="Cambria Math"/>
-              </w:rPr>
-              <m:t>Φ</m:t>
-            </m:r>
-          </m:e>
-          <m:sub>
-            <m:r>
-              <m:rPr>
-                <m:sty m:val="p"/>
-              </m:rPr>
-              <w:rPr>
-                <w:rFonts w:ascii="Cambria Math" w:hAnsi="Cambria Math"/>
-              </w:rPr>
-              <m:t>Human</m:t>
-            </m:r>
-          </m:sub>
-        </m:sSub>
-      </m:oMath>
-      <w:r>
-        <w:t xml:space="preserve"> (Higher-order Meta-heuristic Operator, corresponding to high-level prefrontal self-reflection in cognitive science) to rewrite axiomatic bases (</w:t>
-      </w:r>
-      <m:oMath>
-        <m:r>
-          <m:rPr>
-            <m:sty m:val="b"/>
-          </m:rPr>
-          <w:rPr>
-            <w:rFonts w:ascii="Cambria Math" w:hAnsi="Cambria Math"/>
-          </w:rPr>
-          <m:t>Φ</m:t>
-        </m:r>
-        <m:r>
-          <m:rPr>
-            <m:sty m:val="p"/>
-          </m:rPr>
-          <w:rPr>
-            <w:rFonts w:ascii="Cambria Math" w:hAnsi="Cambria Math"/>
-          </w:rPr>
-          <m:t>:</m:t>
-        </m:r>
-        <m:sSub>
-          <m:sSubPr>
-            <m:ctrlPr>
-              <w:rPr>
-                <w:rFonts w:ascii="Cambria Math" w:hAnsi="Cambria Math"/>
-              </w:rPr>
-            </m:ctrlPr>
-          </m:sSubPr>
-          <m:e>
-            <m:r>
-              <m:rPr>
-                <m:sty m:val="b"/>
-              </m:rPr>
-              <w:rPr>
-                <w:rFonts w:ascii="Cambria Math" w:hAnsi="Cambria Math"/>
-              </w:rPr>
-              <m:t>Π</m:t>
-            </m:r>
-          </m:e>
-          <m:sub>
-            <m:r>
-              <w:rPr>
-                <w:rFonts w:ascii="Cambria Math" w:hAnsi="Cambria Math"/>
-              </w:rPr>
-              <m:t>k</m:t>
-            </m:r>
-          </m:sub>
-        </m:sSub>
-        <m:r>
-          <m:rPr>
-            <m:sty m:val="p"/>
-          </m:rPr>
-          <w:rPr>
-            <w:rFonts w:ascii="Cambria Math" w:hAnsi="Cambria Math"/>
-          </w:rPr>
-          <m:t>→</m:t>
-        </m:r>
-        <m:sSub>
-          <m:sSubPr>
-            <m:ctrlPr>
-              <w:rPr>
-                <w:rFonts w:ascii="Cambria Math" w:hAnsi="Cambria Math"/>
-              </w:rPr>
-            </m:ctrlPr>
-          </m:sSubPr>
-          <m:e>
-            <m:r>
-              <m:rPr>
-                <m:sty m:val="b"/>
-              </m:rPr>
-              <w:rPr>
-                <w:rFonts w:ascii="Cambria Math" w:hAnsi="Cambria Math"/>
-              </w:rPr>
-              <m:t>Π</m:t>
-            </m:r>
-          </m:e>
-          <m:sub>
-            <m:r>
-              <w:rPr>
-                <w:rFonts w:ascii="Cambria Math" w:hAnsi="Cambria Math"/>
-              </w:rPr>
-              <m:t>k</m:t>
-            </m:r>
-            <m:r>
-              <m:rPr>
-                <m:sty m:val="p"/>
-              </m:rPr>
-              <w:rPr>
-                <w:rFonts w:ascii="Cambria Math" w:hAnsi="Cambria Math"/>
-              </w:rPr>
-              <m:t>+</m:t>
-            </m:r>
-            <m:r>
-              <w:rPr>
-                <w:rFonts w:ascii="Cambria Math" w:hAnsi="Cambria Math"/>
-              </w:rPr>
-              <m:t>1</m:t>
-            </m:r>
-          </m:sub>
-        </m:sSub>
-      </m:oMath>
-      <w:r>
         <w:t>).</w:t>
       </w:r>
     </w:p>
     <w:p>
       <w:r>
-        <w:pict w14:anchorId="46C8D0DC">
-          <v:rect id="_x0000_i1028" style="width:0;height:1.5pt" o:hralign="center" o:hrstd="t" o:hr="t"/>
+        <w:pict>
+          <v:rect id="_x0000_i1029" style="width:0;height:1.5pt" o:hralign="center" o:hrstd="t" o:hr="t"/>
         </w:pict>
       </w:r>
     </w:p>
@@ -2547,9 +2945,9 @@
       <w:pPr>
         <w:pStyle w:val="2"/>
       </w:pPr>
-      <w:bookmarkStart w:id="10" w:name="X0c42334c8b51706efce27e6021fac0971d8a0b9"/>
-      <w:bookmarkEnd w:id="9"/>
-      <w:bookmarkEnd w:id="7"/>
+      <w:bookmarkStart w:id="11" w:name="X0c42334c8b51706efce27e6021fac0971d8a0b9"/>
+      <w:bookmarkEnd w:id="10"/>
+      <w:bookmarkEnd w:id="8"/>
       <w:r>
         <w:t>4. Formal Derivations: Vector Cancellation, Dual-Helix Pruning, and Formal Proof of Qian Xuesen’s OCGS Core Principles</w:t>
       </w:r>
@@ -2566,7 +2964,7 @@
       <w:pPr>
         <w:pStyle w:val="3"/>
       </w:pPr>
-      <w:bookmarkStart w:id="11" w:name="X76b351214f4ff9a5f9ebe60dd12841d3ac2cfd8"/>
+      <w:bookmarkStart w:id="12" w:name="X76b351214f4ff9a5f9ebe60dd12841d3ac2cfd8"/>
       <w:r>
         <w:t>4.1 Theorem 1: Vector Cancellation Law and Physical Waste Heat Theorem</w:t>
       </w:r>
@@ -2652,13 +3050,10 @@
               </m:sSubPr>
               <m:e>
                 <m:r>
-                  <m:rPr>
-                    <m:sty m:val="bi"/>
-                  </m:rPr>
                   <w:rPr>
                     <w:rFonts w:ascii="Cambria Math" w:hAnsi="Cambria Math"/>
                   </w:rPr>
-                  <m:t>x</m:t>
+                  <m:t>X</m:t>
                 </m:r>
               </m:e>
               <m:sub>
@@ -3184,10 +3579,7 @@
         </m:sSub>
       </m:oMath>
       <w:r>
-        <w:t xml:space="preserve"> </w:t>
-      </w:r>
-      <w:r>
-        <w:t xml:space="preserve">manifests as non-orthogonal control vector interference; operationally, this difference translates directly into extended Work-In-Progress (WIP) durations and increased idle man-hours; financially, it causes Cost of Goods Sold (COGS) to rise and Net Working Capital (NWC) to be trapped, reducing NOPAT, inflating Invested Capital, and driving ROIC downward. When mismatch angle </w:t>
+        <w:t xml:space="preserve"> manifests as non-orthogonal control vector interference; operationally, this difference translates directly into extended Work-In-Progress (WIP) durations and increased idle man-hours; financially, it causes Cost of Goods Sold (COGS) to rise and Net Working Capital (NWC) to be trapped, reducing NOPAT, inflating Invested Capital, and driving ROIC downward. When mismatch angle </w:t>
       </w:r>
       <m:oMath>
         <m:r>
@@ -3209,6 +3601,7 @@
           <w:rPr>
             <w:rFonts w:ascii="Cambria Math" w:hAnsi="Cambria Math"/>
           </w:rPr>
+          <w:lastRenderedPageBreak/>
           <m:t>0</m:t>
         </m:r>
       </m:oMath>
@@ -3386,8 +3779,8 @@
       <w:pPr>
         <w:pStyle w:val="3"/>
       </w:pPr>
-      <w:bookmarkStart w:id="12" w:name="X929d4cda3eedaf2f625314d329566bab37dfefd"/>
-      <w:bookmarkEnd w:id="11"/>
+      <w:bookmarkStart w:id="13" w:name="X929d4cda3eedaf2f625314d329566bab37dfefd"/>
+      <w:bookmarkEnd w:id="12"/>
       <w:r>
         <w:t>4.2 Theorem 2: 5D Dual-Helix Algebraic Pruning and Complexity Convergence</w:t>
       </w:r>
@@ -3397,8 +3790,17 @@
         <w:pStyle w:val="FirstParagraph"/>
       </w:pPr>
       <w:r>
-        <w:t xml:space="preserve">Dimensional reduction governance operates through the Dual-Helix structure: - </w:t>
-      </w:r>
+        <w:t>Dimensional reduction governance operates through the Dual-Helix structure:</w:t>
+      </w:r>
+    </w:p>
+    <w:p>
+      <w:pPr>
+        <w:pStyle w:val="Compact"/>
+        <w:numPr>
+          <w:ilvl w:val="0"/>
+          <w:numId w:val="8"/>
+        </w:numPr>
+      </w:pPr>
       <w:r>
         <w:rPr>
           <w:b/>
@@ -3421,7 +3823,7 @@
           <m:e>
             <m:r>
               <m:rPr>
-                <m:sty m:val="b"/>
+                <m:sty m:val="p"/>
               </m:rPr>
               <w:rPr>
                 <w:rFonts w:ascii="Cambria Math" w:hAnsi="Cambria Math"/>
@@ -3452,7 +3854,8 @@
         </m:r>
         <m:r>
           <m:rPr>
-            <m:sty m:val="bi"/>
+            <m:scr m:val="script"/>
+            <m:sty m:val="p"/>
           </m:rPr>
           <w:rPr>
             <w:rFonts w:ascii="Cambria Math" w:hAnsi="Cambria Math"/>
@@ -3470,7 +3873,8 @@
         </m:r>
         <m:r>
           <m:rPr>
-            <m:sty m:val="bi"/>
+            <m:scr m:val="script"/>
+            <m:sty m:val="p"/>
           </m:rPr>
           <w:rPr>
             <w:rFonts w:ascii="Cambria Math" w:hAnsi="Cambria Math"/>
@@ -3488,7 +3892,8 @@
         </m:r>
         <m:r>
           <m:rPr>
-            <m:sty m:val="bi"/>
+            <m:scr m:val="script"/>
+            <m:sty m:val="p"/>
           </m:rPr>
           <w:rPr>
             <w:rFonts w:ascii="Cambria Math" w:hAnsi="Cambria Math"/>
@@ -3510,13 +3915,10 @@
       </w:r>
       <m:oMath>
         <m:r>
-          <m:rPr>
-            <m:sty m:val="bi"/>
-          </m:rPr>
-          <w:rPr>
-            <w:rFonts w:ascii="Cambria Math" w:hAnsi="Cambria Math"/>
-          </w:rPr>
-          <m:t>x</m:t>
+          <w:rPr>
+            <w:rFonts w:ascii="Cambria Math" w:hAnsi="Cambria Math"/>
+          </w:rPr>
+          <m:t>X</m:t>
         </m:r>
         <m:r>
           <m:rPr>
@@ -3557,13 +3959,10 @@
           <m:t>Δ</m:t>
         </m:r>
         <m:r>
-          <m:rPr>
-            <m:sty m:val="bi"/>
-          </m:rPr>
-          <w:rPr>
-            <w:rFonts w:ascii="Cambria Math" w:hAnsi="Cambria Math"/>
-          </w:rPr>
-          <m:t>x</m:t>
+          <w:rPr>
+            <w:rFonts w:ascii="Cambria Math" w:hAnsi="Cambria Math"/>
+          </w:rPr>
+          <m:t>X</m:t>
         </m:r>
         <m:r>
           <m:rPr>
@@ -3606,8 +4005,17 @@
         </m:r>
       </m:oMath>
       <w:r>
-        <w:t xml:space="preserve">; - </w:t>
-      </w:r>
+        <w:t>;</w:t>
+      </w:r>
+    </w:p>
+    <w:p>
+      <w:pPr>
+        <w:pStyle w:val="Compact"/>
+        <w:numPr>
+          <w:ilvl w:val="0"/>
+          <w:numId w:val="8"/>
+        </w:numPr>
+      </w:pPr>
       <w:r>
         <w:rPr>
           <w:b/>
@@ -3664,7 +4072,7 @@
     </w:p>
     <w:p>
       <w:pPr>
-        <w:pStyle w:val="a0"/>
+        <w:pStyle w:val="FirstParagraph"/>
       </w:pPr>
       <w:r>
         <w:t>The system equation is expressed as the pre-computation, in-computation, and post-computation recurrence triplet:</w:t>
@@ -3696,7 +4104,7 @@
                   <m:mcs>
                     <m:mc>
                       <m:mcPr>
-                        <m:count m:val="2"/>
+                        <m:count m:val="1"/>
                         <m:mcJc m:val="left"/>
                       </m:mcPr>
                     </m:mc>
@@ -3765,7 +4173,7 @@
                           <m:e>
                             <m:r>
                               <m:rPr>
-                                <m:sty m:val="b"/>
+                                <m:sty m:val="p"/>
                               </m:rPr>
                               <w:rPr>
                                 <w:rFonts w:ascii="Cambria Math" w:hAnsi="Cambria Math"/>
@@ -3804,23 +4212,17 @@
                           </m:sSubPr>
                           <m:e>
                             <m:r>
-                              <m:rPr>
-                                <m:sty m:val="bi"/>
-                              </m:rPr>
                               <w:rPr>
                                 <w:rFonts w:ascii="Cambria Math" w:hAnsi="Cambria Math"/>
                               </w:rPr>
-                              <m:t>x</m:t>
+                              <m:t>X</m:t>
                             </m:r>
                           </m:e>
                           <m:sub>
                             <m:r>
                               <m:rPr>
-                                <m:sty m:val="p"/>
+                                <m:nor/>
                               </m:rPr>
-                              <w:rPr>
-                                <w:rFonts w:ascii="Cambria Math" w:hAnsi="Cambria Math"/>
-                              </w:rPr>
                               <m:t>target</m:t>
                             </m:r>
                           </m:sub>
@@ -3859,23 +4261,17 @@
                           </m:sSubPr>
                           <m:e>
                             <m:r>
-                              <m:rPr>
-                                <m:sty m:val="bi"/>
-                              </m:rPr>
                               <w:rPr>
                                 <w:rFonts w:ascii="Cambria Math" w:hAnsi="Cambria Math"/>
                               </w:rPr>
-                              <m:t>x</m:t>
+                              <m:t>X</m:t>
                             </m:r>
                           </m:e>
                           <m:sub>
                             <m:r>
                               <m:rPr>
-                                <m:sty m:val="p"/>
+                                <m:nor/>
                               </m:rPr>
-                              <w:rPr>
-                                <w:rFonts w:ascii="Cambria Math" w:hAnsi="Cambria Math"/>
-                              </w:rPr>
                               <m:t>state</m:t>
                             </m:r>
                           </m:sub>
@@ -3905,13 +4301,10 @@
                           <m:t>),Δ</m:t>
                         </m:r>
                         <m:r>
-                          <m:rPr>
-                            <m:sty m:val="bi"/>
-                          </m:rPr>
                           <w:rPr>
                             <w:rFonts w:ascii="Cambria Math" w:hAnsi="Cambria Math"/>
                           </w:rPr>
-                          <m:t>x</m:t>
+                          <m:t>X</m:t>
                         </m:r>
                         <m:r>
                           <m:rPr>
@@ -3955,7 +4348,15 @@
                       </m:e>
                     </m:d>
                   </m:e>
+                </m:mr>
+                <m:mr>
                   <m:e>
+                    <m:r>
+                      <w:rPr>
+                        <w:rFonts w:ascii="Cambria Math" w:hAnsi="Cambria Math"/>
+                      </w:rPr>
+                      <m:t> </m:t>
+                    </m:r>
                     <m:r>
                       <m:rPr>
                         <m:nor/>
@@ -3985,9 +4386,6 @@
                           </m:sSupPr>
                           <m:e>
                             <m:r>
-                              <m:rPr>
-                                <m:sty m:val="bi"/>
-                              </m:rPr>
                               <w:rPr>
                                 <w:rFonts w:ascii="Cambria Math" w:hAnsi="Cambria Math"/>
                               </w:rPr>
@@ -4031,13 +4429,10 @@
                           <m:t>),Δ</m:t>
                         </m:r>
                         <m:r>
-                          <m:rPr>
-                            <m:sty m:val="bi"/>
-                          </m:rPr>
                           <w:rPr>
                             <w:rFonts w:ascii="Cambria Math" w:hAnsi="Cambria Math"/>
                           </w:rPr>
-                          <m:t>x</m:t>
+                          <m:t>X</m:t>
                         </m:r>
                         <m:r>
                           <m:rPr>
@@ -4110,7 +4505,15 @@
                       <m:t>))</m:t>
                     </m:r>
                   </m:e>
+                </m:mr>
+                <m:mr>
                   <m:e>
+                    <m:r>
+                      <w:rPr>
+                        <w:rFonts w:ascii="Cambria Math" w:hAnsi="Cambria Math"/>
+                      </w:rPr>
+                      <m:t> </m:t>
+                    </m:r>
                     <m:r>
                       <m:rPr>
                         <m:nor/>
@@ -4122,13 +4525,10 @@
                 <m:mr>
                   <m:e>
                     <m:r>
-                      <m:rPr>
-                        <m:sty m:val="bi"/>
-                      </m:rPr>
                       <w:rPr>
                         <w:rFonts w:ascii="Cambria Math" w:hAnsi="Cambria Math"/>
                       </w:rPr>
-                      <m:t>x</m:t>
+                      <m:t>X</m:t>
                     </m:r>
                     <m:r>
                       <m:rPr>
@@ -4170,13 +4570,10 @@
                       <m:t>)=</m:t>
                     </m:r>
                     <m:r>
-                      <m:rPr>
-                        <m:sty m:val="bi"/>
-                      </m:rPr>
                       <w:rPr>
                         <w:rFonts w:ascii="Cambria Math" w:hAnsi="Cambria Math"/>
                       </w:rPr>
-                      <m:t>x</m:t>
+                      <m:t>X</m:t>
                     </m:r>
                     <m:r>
                       <m:rPr>
@@ -4203,13 +4600,10 @@
                       <m:t>)+Δ</m:t>
                     </m:r>
                     <m:r>
-                      <m:rPr>
-                        <m:sty m:val="bi"/>
-                      </m:rPr>
                       <w:rPr>
                         <w:rFonts w:ascii="Cambria Math" w:hAnsi="Cambria Math"/>
                       </w:rPr>
-                      <m:t>x</m:t>
+                      <m:t>X</m:t>
                     </m:r>
                     <m:r>
                       <m:rPr>
@@ -4236,7 +4630,15 @@
                       <m:t>)</m:t>
                     </m:r>
                   </m:e>
+                </m:mr>
+                <m:mr>
                   <m:e>
+                    <m:r>
+                      <w:rPr>
+                        <w:rFonts w:ascii="Cambria Math" w:hAnsi="Cambria Math"/>
+                      </w:rPr>
+                      <m:t> </m:t>
+                    </m:r>
                     <m:r>
                       <m:rPr>
                         <m:nor/>
@@ -4268,7 +4670,7 @@
       <m:oMath>
         <m:r>
           <m:rPr>
-            <m:sty m:val="b"/>
+            <m:sty m:val="p"/>
           </m:rPr>
           <w:rPr>
             <w:rFonts w:ascii="Cambria Math" w:hAnsi="Cambria Math"/>
@@ -4366,7 +4768,7 @@
           <m:e>
             <m:r>
               <m:rPr>
-                <m:sty m:val="b"/>
+                <m:sty m:val="p"/>
               </m:rPr>
               <w:rPr>
                 <w:rFonts w:ascii="Cambria Math" w:hAnsi="Cambria Math"/>
@@ -4495,7 +4897,7 @@
       <m:oMath>
         <m:r>
           <m:rPr>
-            <m:sty m:val="b"/>
+            <m:sty m:val="p"/>
           </m:rPr>
           <w:rPr>
             <w:rFonts w:ascii="Cambria Math" w:hAnsi="Cambria Math"/>
@@ -4771,18 +5173,15 @@
         </m:r>
       </m:oMath>
       <w:r>
-        <w:t xml:space="preserve"> </w:t>
-      </w:r>
-      <w:r>
-        <w:t>represents an empirical tight upper bound for our studied manufacturing networks, successfully solving the combinatorial explosion of complex giant systems.</w:t>
+        <w:t xml:space="preserve"> represents an empirical tight upper bound for our studied manufacturing networks, rather than an unconditional universal bound; in engineering practice, take the tighter bound, successfully solving the combinatorial explosion of complex giant systems.</w:t>
       </w:r>
     </w:p>
     <w:p>
       <w:pPr>
         <w:pStyle w:val="3"/>
       </w:pPr>
-      <w:bookmarkStart w:id="13" w:name="X67b55912ffce26d206dd21cac9ec880f8b3b086"/>
-      <w:bookmarkEnd w:id="12"/>
+      <w:bookmarkStart w:id="14" w:name="X67b55912ffce26d206dd21cac9ec880f8b3b086"/>
+      <w:bookmarkEnd w:id="13"/>
       <w:r>
         <w:t>4.3 Theorem 3: Causal DAG Finite Truncation Closed-Loop Convergence and Compact Support Projection</w:t>
       </w:r>
@@ -5000,7 +5399,7 @@
           <m:e>
             <m:r>
               <m:rPr>
-                <m:sty m:val="b"/>
+                <m:sty m:val="p"/>
               </m:rPr>
               <w:rPr>
                 <w:rFonts w:ascii="Cambria Math" w:hAnsi="Cambria Math"/>
@@ -5022,7 +5421,11 @@
         </m:sSub>
       </m:oMath>
       <w:r>
-        <w:t xml:space="preserve">, eliminating time-reversal and causal-backtracking spurious degrees of freedom. For a fixed boundary, single-step orthogonal matching and topological sorting complexity is </w:t>
+        <w:t xml:space="preserve">, eliminating </w:t>
+      </w:r>
+      <w:r>
+        <w:lastRenderedPageBreak/>
+        <w:t xml:space="preserve">time-reversal and causal-backtracking spurious degrees of freedom. For a fixed boundary, single-step orthogonal matching and pruning complexity is </w:t>
       </w:r>
       <m:oMath>
         <m:r>
@@ -5498,11 +5901,7 @@
         </m:r>
       </m:oMath>
       <w:r>
-        <w:t xml:space="preserve">). Hitting physical lower bound 0 is definitional equivalent to in-boundary absolute optimality; under rigid exclusivity, physical execution trajectories have no choice </w:t>
-      </w:r>
-      <w:r>
-        <w:lastRenderedPageBreak/>
-        <w:t xml:space="preserve">but to converge to a unique absolute optimal steady state </w:t>
+        <w:t xml:space="preserve">). Hitting physical lower bound 0 is definitional equivalent to in-boundary absolute optimality; under rigid exclusivity, physical execution trajectories have no choice but to converge to a unique absolute optimal steady state </w:t>
       </w:r>
       <m:oMath>
         <m:sSubSup>
@@ -5515,13 +5914,10 @@
           </m:sSubSupPr>
           <m:e>
             <m:r>
-              <m:rPr>
-                <m:sty m:val="bi"/>
-              </m:rPr>
-              <w:rPr>
-                <w:rFonts w:ascii="Cambria Math" w:hAnsi="Cambria Math"/>
-              </w:rPr>
-              <m:t>x</m:t>
+              <w:rPr>
+                <w:rFonts w:ascii="Cambria Math" w:hAnsi="Cambria Math"/>
+              </w:rPr>
+              <m:t>S</m:t>
             </m:r>
           </m:e>
           <m:sub>
@@ -5582,7 +5978,7 @@
         <w:pStyle w:val="a0"/>
       </w:pPr>
       <w:r>
-        <w:t xml:space="preserve">To prevent Goodhart’s Law breakdown under extreme optimization pressure (where an indicator target loses validity, </w:t>
+        <w:t xml:space="preserve">To prevent Goodhart’s Law breakdown under extreme optimization pressure (when an indicator is chosen as a performance target, it ceases to be a good indicator and induces extreme arbitrage, Goodhart, 1984; </w:t>
       </w:r>
       <m:oMath>
         <m:sSub>
@@ -5687,9 +6083,6 @@
           </m:sSubPr>
           <m:e>
             <m:r>
-              <m:rPr>
-                <m:sty m:val="bi"/>
-              </m:rPr>
               <w:rPr>
                 <w:rFonts w:ascii="Cambria Math" w:hAnsi="Cambria Math"/>
               </w:rPr>
@@ -5699,18 +6092,15 @@
           <m:sub>
             <m:r>
               <m:rPr>
-                <m:sty m:val="p"/>
-              </m:rPr>
-              <w:rPr>
-                <w:rFonts w:ascii="Cambria Math" w:hAnsi="Cambria Math"/>
-              </w:rPr>
+                <m:nor/>
+              </m:rPr>
               <m:t>supp</m:t>
             </m:r>
           </m:sub>
         </m:sSub>
       </m:oMath>
       <w:r>
-        <w:t xml:space="preserve"> (Conscience Operator). Operator </w:t>
+        <w:t xml:space="preserve"> (Conscience Operator), suspended on target and residual distributions. Operator </w:t>
       </w:r>
       <m:oMath>
         <m:sSub>
@@ -5723,9 +6113,6 @@
           </m:sSubPr>
           <m:e>
             <m:r>
-              <m:rPr>
-                <m:sty m:val="bi"/>
-              </m:rPr>
               <w:rPr>
                 <w:rFonts w:ascii="Cambria Math" w:hAnsi="Cambria Math"/>
               </w:rPr>
@@ -5735,11 +6122,8 @@
           <m:sub>
             <m:r>
               <m:rPr>
-                <m:sty m:val="p"/>
-              </m:rPr>
-              <w:rPr>
-                <w:rFonts w:ascii="Cambria Math" w:hAnsi="Cambria Math"/>
-              </w:rPr>
+                <m:nor/>
+              </m:rPr>
               <m:t>supp</m:t>
             </m:r>
           </m:sub>
@@ -5762,25 +6146,7 @@
           <w:rPr>
             <w:rFonts w:ascii="Cambria Math" w:hAnsi="Cambria Math"/>
           </w:rPr>
-          <m:t>(</m:t>
-        </m:r>
-        <m:r>
-          <m:rPr>
-            <m:sty m:val="b"/>
-          </m:rPr>
-          <w:rPr>
-            <w:rFonts w:ascii="Cambria Math" w:hAnsi="Cambria Math"/>
-          </w:rPr>
-          <m:t>Δ</m:t>
-        </m:r>
-        <m:r>
-          <m:rPr>
-            <m:sty m:val="p"/>
-          </m:rPr>
-          <w:rPr>
-            <w:rFonts w:ascii="Cambria Math" w:hAnsi="Cambria Math"/>
-          </w:rPr>
-          <m:t>)</m:t>
+          <m:t>(Δ)</m:t>
         </m:r>
       </m:oMath>
       <w:r>
@@ -5885,25 +6251,13 @@
             <w:rPr>
               <w:rFonts w:ascii="Cambria Math" w:hAnsi="Cambria Math"/>
             </w:rPr>
-            <m:t>Var(</m:t>
+            <m:t>Var(Δ</m:t>
           </m:r>
           <m:r>
-            <m:rPr>
-              <m:sty m:val="b"/>
-            </m:rPr>
             <w:rPr>
               <w:rFonts w:ascii="Cambria Math" w:hAnsi="Cambria Math"/>
             </w:rPr>
-            <m:t>Δ</m:t>
-          </m:r>
-          <m:r>
-            <m:rPr>
-              <m:sty m:val="bi"/>
-            </m:rPr>
-            <w:rPr>
-              <w:rFonts w:ascii="Cambria Math" w:hAnsi="Cambria Math"/>
-            </w:rPr>
-            <m:t>x</m:t>
+            <m:t>X</m:t>
           </m:r>
           <m:r>
             <m:rPr>
@@ -5966,8 +6320,8 @@
       <w:pPr>
         <w:pStyle w:val="3"/>
       </w:pPr>
-      <w:bookmarkStart w:id="14" w:name="X01f927c3f7588704a718e3372ce0d32cbe81889"/>
-      <w:bookmarkEnd w:id="13"/>
+      <w:bookmarkStart w:id="15" w:name="X01f927c3f7588704a718e3372ce0d32cbe81889"/>
+      <w:bookmarkEnd w:id="14"/>
       <w:r>
         <w:t>4.4 Core Theorem: Formal Proof Theorem of Qian Xuesen’s OCGS Three Principles</w:t>
       </w:r>
@@ -5976,9 +6330,6 @@
       <w:pPr>
         <w:pStyle w:val="aa"/>
       </w:pPr>
-      <w:r>
-        <w:t xml:space="preserve">[!IMPORTANT] </w:t>
-      </w:r>
       <w:r>
         <w:rPr>
           <w:b/>
@@ -5992,7 +6343,7 @@
       <m:oMath>
         <m:r>
           <m:rPr>
-            <m:sty m:val="b"/>
+            <m:sty m:val="p"/>
           </m:rPr>
           <w:rPr>
             <w:rFonts w:ascii="Cambria Math" w:hAnsi="Cambria Math"/>
@@ -6015,7 +6366,7 @@
           <m:e>
             <m:r>
               <m:rPr>
-                <m:sty m:val="b"/>
+                <m:sty m:val="p"/>
               </m:rPr>
               <w:rPr>
                 <w:rFonts w:ascii="Cambria Math" w:hAnsi="Cambria Math"/>
@@ -6042,7 +6393,7 @@
       <m:oMath>
         <m:r>
           <m:rPr>
-            <m:sty m:val="b"/>
+            <m:sty m:val="p"/>
           </m:rPr>
           <w:rPr>
             <w:rFonts w:ascii="Cambria Math" w:hAnsi="Cambria Math"/>
@@ -6160,7 +6511,7 @@
         <w:pStyle w:val="FirstParagraph"/>
       </w:pPr>
       <w:r>
-        <w:t>This paper formally proposes and proves the formal proof theorem for Qian Xuesen’s three core OCGS principles in entity discrete manufacturing value networks featuring causal DAG structures:</w:t>
+        <w:t>This paper formally proposes and proves the formal proof theorem for Qian Xuesen’s three core OCGS principles in entity discrete manufacturing value networks as a class of OCGS featuring causal DAG structures:</w:t>
       </w:r>
     </w:p>
     <w:p>
@@ -6172,7 +6523,7 @@
           <w:b/>
           <w:bCs/>
         </w:rPr>
-        <w:t>Theorem (Formal Proof Theorem for Qian Xuesen’s Metasynthetic Department, HWDS, and Human-Machine Combination/Human-Led Principles)</w:t>
+        <w:t>Theorem (Formal Proof Theorem for Qian Xuesen’s Overall Design Department, HWME, and Human-Machine Combination/Human-Led Principles)</w:t>
       </w:r>
       <w:r>
         <w:t>:</w:t>
@@ -6223,7 +6574,7 @@
       <w:pPr>
         <w:numPr>
           <w:ilvl w:val="0"/>
-          <w:numId w:val="7"/>
+          <w:numId w:val="9"/>
         </w:numPr>
       </w:pPr>
       <w:r>
@@ -6231,19 +6582,23 @@
           <w:b/>
           <w:bCs/>
         </w:rPr>
-        <w:t>Mathematical Necessity and Sufficiency Proof for “Metasynthetic Department”</w:t>
+        <w:t>Mathematical Necessity and Sufficiency Proof for “Overall Design Department”</w:t>
       </w:r>
       <w:r>
         <w:t>:</w:t>
       </w:r>
       <w:r>
         <w:br/>
-        <w:t xml:space="preserve">Proving that under Non-IID dynamics, lacking unified prior boundary operator </w:t>
-      </w:r>
-      <m:oMath>
-        <m:r>
-          <m:rPr>
-            <m:sty m:val="b"/>
+        <w:t xml:space="preserve">Proving that under Non-IID dynamics, lacking unified prior boundary </w:t>
+      </w:r>
+      <w:r>
+        <w:lastRenderedPageBreak/>
+        <w:t xml:space="preserve">operator </w:t>
+      </w:r>
+      <m:oMath>
+        <m:r>
+          <m:rPr>
+            <m:sty m:val="p"/>
           </m:rPr>
           <w:rPr>
             <w:rFonts w:ascii="Cambria Math" w:hAnsi="Cambria Math"/>
@@ -6380,10 +6735,7 @@
         </m:r>
       </m:oMath>
       <w:r>
-        <w:t xml:space="preserve"> </w:t>
-      </w:r>
-      <w:r>
-        <w:t xml:space="preserve">and locking the system into non-cooperative Nash equilibrium deadlocks. Thus, under our Non-IID vector cancellation framework, Qian Xuesen’s “Metasynthetic Department” is the Necessary condition for breaking Nash deadlocks and eliminating waste heat; coupled with linear manifold constraints imposed by rigid barrier </w:t>
+        <w:t xml:space="preserve"> and locking the system into non-cooperative Nash equilibrium deadlocks and Brownian motion internal friction. Thus, under our Non-IID vector cancellation framework, Qian Xuesen’s “Overall Design Department” is the Necessary condition for breaking Nash deadlocks and eliminating waste heat; coupled with linear manifold constraints imposed by rigid barrier </w:t>
       </w:r>
       <m:oMath>
         <m:sSub>
@@ -6397,7 +6749,7 @@
           <m:e>
             <m:r>
               <m:rPr>
-                <m:sty m:val="b"/>
+                <m:sty m:val="p"/>
               </m:rPr>
               <w:rPr>
                 <w:rFonts w:ascii="Cambria Math" w:hAnsi="Cambria Math"/>
@@ -6426,7 +6778,7 @@
       <w:pPr>
         <w:numPr>
           <w:ilvl w:val="0"/>
-          <w:numId w:val="7"/>
+          <w:numId w:val="9"/>
         </w:numPr>
       </w:pPr>
       <w:r>
@@ -6434,18 +6786,14 @@
           <w:b/>
           <w:bCs/>
         </w:rPr>
-        <w:t>Self-Consistent Computability Proof for “Hall of Workshop for Decision Support (HWDS)”</w:t>
+        <w:t>Closed-Loop Computability Proof for “Hall for Workshop of Metasynthetic Engineering (HWME)”</w:t>
       </w:r>
       <w:r>
         <w:t>:</w:t>
       </w:r>
       <w:r>
         <w:br/>
-        <w:t xml:space="preserve">Proving that the 5D Dual-Helix (Holographic Data Model + Dynamic Evolution </w:t>
-      </w:r>
-      <w:r>
-        <w:lastRenderedPageBreak/>
-        <w:t xml:space="preserve">Algorithm) prunes phase space to </w:t>
+        <w:t xml:space="preserve">Proving that the 5D Dual-Helix (Holographic Data Model + Dynamic Evolution Algorithm) prunes phase space to </w:t>
       </w:r>
       <m:oMath>
         <m:sSub>
@@ -6486,7 +6834,7 @@
       <m:oMath>
         <m:r>
           <m:rPr>
-            <m:sty m:val="b"/>
+            <m:sty m:val="p"/>
           </m:rPr>
           <w:rPr>
             <w:rFonts w:ascii="Cambria Math" w:hAnsi="Cambria Math"/>
@@ -6572,7 +6920,7 @@
           <m:e>
             <m:r>
               <m:rPr>
-                <m:sty m:val="b"/>
+                <m:sty m:val="p"/>
               </m:rPr>
               <w:rPr>
                 <w:rFonts w:ascii="Cambria Math" w:hAnsi="Cambria Math"/>
@@ -6750,7 +7098,7 @@
       <m:oMath>
         <m:r>
           <m:rPr>
-            <m:sty m:val="b"/>
+            <m:sty m:val="p"/>
           </m:rPr>
           <w:rPr>
             <w:rFonts w:ascii="Cambria Math" w:hAnsi="Cambria Math"/>
@@ -6773,7 +7121,7 @@
           <m:e>
             <m:r>
               <m:rPr>
-                <m:sty m:val="b"/>
+                <m:sty m:val="p"/>
               </m:rPr>
               <w:rPr>
                 <w:rFonts w:ascii="Cambria Math" w:hAnsi="Cambria Math"/>
@@ -6828,13 +7176,10 @@
           </m:sSubSupPr>
           <m:e>
             <m:r>
-              <m:rPr>
-                <m:sty m:val="bi"/>
-              </m:rPr>
-              <w:rPr>
-                <w:rFonts w:ascii="Cambria Math" w:hAnsi="Cambria Math"/>
-              </w:rPr>
-              <m:t>x</m:t>
+              <w:rPr>
+                <w:rFonts w:ascii="Cambria Math" w:hAnsi="Cambria Math"/>
+              </w:rPr>
+              <m:t>S</m:t>
             </m:r>
           </m:e>
           <m:sub>
@@ -6859,10 +7204,10 @@
         </m:sSubSup>
       </m:oMath>
       <w:r>
-        <w:t xml:space="preserve"> (whose work efficiency strictly surpasses any open-loop Nash equilibrium). This constitutes the mathematical mechanism by which Qian’s HWDS conquers computational irreducibility, supplying the Sufficient mechanism for universal computability; necessity is defined by complexity lower bounds: general Non-IID scheduling networks (including Job-Shop Scheduling as a special case) are NP-hard, so no universal polynomial-time algorithm exists for all instances; our framework guarantees polynomial closed-loop comp</w:t>
-      </w:r>
-      <w:r>
-        <w:t>utability based on physical instability window truncation of causal DAG depth (</w:t>
+        <w:t xml:space="preserve"> (whose work efficiency strictly surpasses any open-loop Nash equilibrium). This constitutes the mathematical mechanism by which Qian’s HWME conquers computational irreducibility, supplying the Sufficient mechanism for closed-loop computability; necessity is defined by complexity lower bounds: general Non-IID scheduling networks (including Job-Shop Scheduling as a special case) are NP-hard, so no universal polynomial-time algorithm exists for all instances; our framework guarantees polynomial closed-loop co</w:t>
+      </w:r>
+      <w:r>
+        <w:t>mputability based on physical instability window truncation of causal DAG depth (</w:t>
       </w:r>
       <m:oMath>
         <m:r>
@@ -6889,7 +7234,7 @@
       <w:pPr>
         <w:numPr>
           <w:ilvl w:val="0"/>
-          <w:numId w:val="7"/>
+          <w:numId w:val="9"/>
         </w:numPr>
       </w:pPr>
       <w:r>
@@ -6955,7 +7300,7 @@
           <m:e>
             <m:r>
               <m:rPr>
-                <m:sty m:val="b"/>
+                <m:sty m:val="p"/>
               </m:rPr>
               <w:rPr>
                 <w:rFonts w:ascii="Cambria Math" w:hAnsi="Cambria Math"/>
@@ -6979,21 +7324,12 @@
       <m:oMath>
         <m:r>
           <m:rPr>
-            <m:sty m:val="b"/>
-          </m:rPr>
-          <w:rPr>
-            <w:rFonts w:ascii="Cambria Math" w:hAnsi="Cambria Math"/>
-          </w:rPr>
-          <m:t>Δ</m:t>
-        </m:r>
-        <m:r>
-          <m:rPr>
-            <m:sty m:val="p"/>
-          </m:rPr>
-          <w:rPr>
-            <w:rFonts w:ascii="Cambria Math" w:hAnsi="Cambria Math"/>
-          </w:rPr>
-          <m:t>&gt;</m:t>
+            <m:sty m:val="p"/>
+          </m:rPr>
+          <w:rPr>
+            <w:rFonts w:ascii="Cambria Math" w:hAnsi="Cambria Math"/>
+          </w:rPr>
+          <m:t>Δ&gt;</m:t>
         </m:r>
         <m:sSub>
           <m:sSubPr>
@@ -7039,7 +7375,7 @@
           <m:e>
             <m:r>
               <m:rPr>
-                <m:sty m:val="b"/>
+                <m:sty m:val="p"/>
               </m:rPr>
               <w:rPr>
                 <w:rFonts w:ascii="Cambria Math" w:hAnsi="Cambria Math"/>
@@ -7087,7 +7423,7 @@
           <m:e>
             <m:r>
               <m:rPr>
-                <m:sty m:val="b"/>
+                <m:sty m:val="p"/>
               </m:rPr>
               <w:rPr>
                 <w:rFonts w:ascii="Cambria Math" w:hAnsi="Cambria Math"/>
@@ -7106,7 +7442,7 @@
         </m:sSub>
       </m:oMath>
       <w:r>
-        <w:t xml:space="preserve"> becomes unsolvable or suffers reconstruction failure. Human second-order meta-control operator </w:t>
+        <w:t xml:space="preserve"> becomes unsolvable or suffers reconstruction failure. Second-Order Meta-Cognitive Constitutional Rewriting Operator </w:t>
       </w:r>
       <m:oMath>
         <m:sSub>
@@ -7120,7 +7456,7 @@
           <m:e>
             <m:r>
               <m:rPr>
-                <m:sty m:val="b"/>
+                <m:sty m:val="p"/>
               </m:rPr>
               <w:rPr>
                 <w:rFonts w:ascii="Cambria Math" w:hAnsi="Cambria Math"/>
@@ -7160,7 +7496,7 @@
           <m:e>
             <m:r>
               <m:rPr>
-                <m:sty m:val="b"/>
+                <m:sty m:val="p"/>
               </m:rPr>
               <w:rPr>
                 <w:rFonts w:ascii="Cambria Math" w:hAnsi="Cambria Math"/>
@@ -7197,7 +7533,7 @@
           <m:e>
             <m:r>
               <m:rPr>
-                <m:sty m:val="b"/>
+                <m:sty m:val="p"/>
               </m:rPr>
               <w:rPr>
                 <w:rFonts w:ascii="Cambria Math" w:hAnsi="Cambria Math"/>
@@ -7231,10 +7567,7 @@
         </m:sSub>
       </m:oMath>
       <w:r>
-        <w:t xml:space="preserve"> </w:t>
-      </w:r>
-      <w:r>
-        <w:t>(corresponding to high-level prefrontal self-reflection in cognitive science) provides cross-framework axiom rewriting capacity. The global work operator must be expressed as:</w:t>
+        <w:t xml:space="preserve"> (corresponding to high-level prefrontal self-reflection in cognitive science) provides cross-framework axiom rewriting capacity. The global work operator must be expressed as:</w:t>
       </w:r>
     </w:p>
     <w:p>
@@ -7272,7 +7605,7 @@
             <m:e>
               <m:r>
                 <m:rPr>
-                  <m:sty m:val="b"/>
+                  <m:sty m:val="p"/>
                 </m:rPr>
                 <w:rPr>
                   <w:rFonts w:ascii="Cambria Math" w:hAnsi="Cambria Math"/>
@@ -7341,7 +7674,8 @@
         <w:pStyle w:val="FirstParagraph"/>
       </w:pPr>
       <w:r>
-        <w:t xml:space="preserve">Within our operator decomposition framework, human second-order self-reflection operator </w:t>
+        <w:lastRenderedPageBreak/>
+        <w:t xml:space="preserve">Within our operator decomposition framework, Second-Order Meta-Cognitive Constitutional Rewriting Operator </w:t>
       </w:r>
       <m:oMath>
         <m:sSub>
@@ -7355,7 +7689,7 @@
           <m:e>
             <m:r>
               <m:rPr>
-                <m:sty m:val="b"/>
+                <m:sty m:val="p"/>
               </m:rPr>
               <w:rPr>
                 <w:rFonts w:ascii="Cambria Math" w:hAnsi="Cambria Math"/>
@@ -7391,7 +7725,7 @@
           <m:e>
             <m:r>
               <m:rPr>
-                <m:sty m:val="b"/>
+                <m:sty m:val="p"/>
               </m:rPr>
               <w:rPr>
                 <w:rFonts w:ascii="Cambria Math" w:hAnsi="Cambria Math"/>
@@ -7459,45 +7793,36 @@
       <m:oMath>
         <m:r>
           <m:rPr>
-            <m:sty m:val="b"/>
+            <m:sty m:val="p"/>
+          </m:rPr>
+          <w:rPr>
+            <w:rFonts w:ascii="Cambria Math" w:hAnsi="Cambria Math"/>
+          </w:rPr>
+          <m:t>Φ≡</m:t>
+        </m:r>
+        <m:r>
+          <w:rPr>
+            <w:rFonts w:ascii="Cambria Math" w:hAnsi="Cambria Math"/>
+          </w:rPr>
+          <m:t>0</m:t>
+        </m:r>
+      </m:oMath>
+      <w:r>
+        <w:t xml:space="preserve"> (pure silicon closed loop), when residuals breach critical thresholds, no analytical self-healing trajectory exists within given axiom sets. Generalization to general OCGS requires reconstructing the physical carrier of </w:t>
+      </w:r>
+      <m:oMath>
+        <m:r>
+          <m:rPr>
+            <m:sty m:val="p"/>
           </m:rPr>
           <w:rPr>
             <w:rFonts w:ascii="Cambria Math" w:hAnsi="Cambria Math"/>
           </w:rPr>
           <m:t>Φ</m:t>
         </m:r>
-        <m:r>
-          <m:rPr>
-            <m:sty m:val="p"/>
-          </m:rPr>
-          <w:rPr>
-            <w:rFonts w:ascii="Cambria Math" w:hAnsi="Cambria Math"/>
-          </w:rPr>
-          <m:t>≡</m:t>
-        </m:r>
-        <m:r>
-          <w:rPr>
-            <w:rFonts w:ascii="Cambria Math" w:hAnsi="Cambria Math"/>
-          </w:rPr>
-          <m:t>0</m:t>
-        </m:r>
-      </m:oMath>
-      <w:r>
-        <w:t xml:space="preserve"> (pure silicon closed loop), when residuals breach critical thresholds, no analytical self-healing trajectory exists within given axiom sets. Generalization to general OCGS requires reconstructing physical carriers and observation domains for </w:t>
-      </w:r>
-      <m:oMath>
-        <m:r>
-          <m:rPr>
-            <m:sty m:val="b"/>
-          </m:rPr>
-          <w:rPr>
-            <w:rFonts w:ascii="Cambria Math" w:hAnsi="Cambria Math"/>
-          </w:rPr>
-          <m:t>Φ</m:t>
-        </m:r>
-      </m:oMath>
-      <w:r>
-        <w:t>.</w:t>
+      </m:oMath>
+      <w:r>
+        <w:t xml:space="preserve"> and observation domains.</w:t>
       </w:r>
     </w:p>
     <w:p>
@@ -7514,16 +7839,20 @@
       <w:r>
         <w:t>:</w:t>
       </w:r>
-      <w:r>
-        <w:br/>
-        <w:t xml:space="preserve">1. </w:t>
-      </w:r>
+    </w:p>
+    <w:p>
+      <w:pPr>
+        <w:numPr>
+          <w:ilvl w:val="0"/>
+          <w:numId w:val="10"/>
+        </w:numPr>
+      </w:pPr>
       <w:r>
         <w:rPr>
           <w:b/>
           <w:bCs/>
         </w:rPr>
-        <w:t>Metasynthetic Department Necessity &amp; Sufficiency</w:t>
+        <w:t>Overall Design Department Necessity &amp; Sufficiency</w:t>
       </w:r>
       <w:r>
         <w:t xml:space="preserve">: Under Non-IID connectivity matrix </w:t>
@@ -7798,11 +8127,7 @@
         </m:r>
       </m:oMath>
       <w:r>
-        <w:t xml:space="preserve">. In our linear </w:t>
-      </w:r>
-      <w:r>
-        <w:lastRenderedPageBreak/>
-        <w:t xml:space="preserve">vector cancellation framework, a Metasynthetic Department is Necessary for breaking Nash deadlocks; coupled with </w:t>
+        <w:t xml:space="preserve">. In our linear vector cancellation framework, an Overall Design Department is Necessary for breaking Nash deadlocks; coupled with </w:t>
       </w:r>
       <m:oMath>
         <m:sSub>
@@ -7816,7 +8141,7 @@
           <m:e>
             <m:r>
               <m:rPr>
-                <m:sty m:val="b"/>
+                <m:sty m:val="p"/>
               </m:rPr>
               <w:rPr>
                 <w:rFonts w:ascii="Cambria Math" w:hAnsi="Cambria Math"/>
@@ -7838,14 +8163,22 @@
         </m:sSub>
       </m:oMath>
       <w:r>
-        <w:t xml:space="preserve"> linear manifold constraints, it is Sufficient for multi-dimensional coordination. 2. </w:t>
-      </w:r>
+        <w:t xml:space="preserve"> linear manifold constraints, it is Sufficient for multi-dimensional coordination.</w:t>
+      </w:r>
+    </w:p>
+    <w:p>
+      <w:pPr>
+        <w:numPr>
+          <w:ilvl w:val="0"/>
+          <w:numId w:val="10"/>
+        </w:numPr>
+      </w:pPr>
       <w:r>
         <w:rPr>
           <w:b/>
           <w:bCs/>
         </w:rPr>
-        <w:t>HWME Computability</w:t>
+        <w:t>HWME Closed-Loop Computability</w:t>
       </w:r>
       <w:r>
         <w:t xml:space="preserve">: Via </w:t>
@@ -7853,7 +8186,7 @@
       <m:oMath>
         <m:r>
           <m:rPr>
-            <m:sty m:val="b"/>
+            <m:sty m:val="p"/>
           </m:rPr>
           <w:rPr>
             <w:rFonts w:ascii="Cambria Math" w:hAnsi="Cambria Math"/>
@@ -7950,7 +8283,7 @@
           <m:e>
             <m:r>
               <m:rPr>
-                <m:sty m:val="b"/>
+                <m:sty m:val="p"/>
               </m:rPr>
               <w:rPr>
                 <w:rFonts w:ascii="Cambria Math" w:hAnsi="Cambria Math"/>
@@ -7977,7 +8310,7 @@
       <m:oMath>
         <m:r>
           <m:rPr>
-            <m:sty m:val="b"/>
+            <m:sty m:val="p"/>
           </m:rPr>
           <w:rPr>
             <w:rFonts w:ascii="Cambria Math" w:hAnsi="Cambria Math"/>
@@ -8100,13 +8433,10 @@
           </m:sSubSupPr>
           <m:e>
             <m:r>
-              <m:rPr>
-                <m:sty m:val="bi"/>
-              </m:rPr>
-              <w:rPr>
-                <w:rFonts w:ascii="Cambria Math" w:hAnsi="Cambria Math"/>
-              </w:rPr>
-              <m:t>x</m:t>
+              <w:rPr>
+                <w:rFonts w:ascii="Cambria Math" w:hAnsi="Cambria Math"/>
+              </w:rPr>
+              <m:t>S</m:t>
             </m:r>
           </m:e>
           <m:sub>
@@ -8131,11 +8461,16 @@
         </m:sSubSup>
       </m:oMath>
       <w:r>
-        <w:t xml:space="preserve"> </w:t>
-      </w:r>
-      <w:r>
-        <w:t xml:space="preserve">(strictly superior to any open-loop Nash equilibrium). Under boundary and dissipation constructs, universal computability holds. 3. </w:t>
-      </w:r>
+        <w:t xml:space="preserve"> (strictly superior to any open-loop Nash equilibrium). Under boundary and dissipation constructs, closed-loop computability holds.</w:t>
+      </w:r>
+    </w:p>
+    <w:p>
+      <w:pPr>
+        <w:numPr>
+          <w:ilvl w:val="0"/>
+          <w:numId w:val="10"/>
+        </w:numPr>
+      </w:pPr>
       <w:r>
         <w:rPr>
           <w:b/>
@@ -8173,7 +8508,7 @@
           <m:e>
             <m:r>
               <m:rPr>
-                <m:sty m:val="b"/>
+                <m:sty m:val="p"/>
               </m:rPr>
               <w:rPr>
                 <w:rFonts w:ascii="Cambria Math" w:hAnsi="Cambria Math"/>
@@ -8197,21 +8532,12 @@
       <m:oMath>
         <m:r>
           <m:rPr>
-            <m:sty m:val="b"/>
-          </m:rPr>
-          <w:rPr>
-            <w:rFonts w:ascii="Cambria Math" w:hAnsi="Cambria Math"/>
-          </w:rPr>
-          <m:t>Δ</m:t>
-        </m:r>
-        <m:r>
-          <m:rPr>
-            <m:sty m:val="p"/>
-          </m:rPr>
-          <w:rPr>
-            <w:rFonts w:ascii="Cambria Math" w:hAnsi="Cambria Math"/>
-          </w:rPr>
-          <m:t>&gt;</m:t>
+            <m:sty m:val="p"/>
+          </m:rPr>
+          <w:rPr>
+            <w:rFonts w:ascii="Cambria Math" w:hAnsi="Cambria Math"/>
+          </w:rPr>
+          <m:t>Δ&gt;</m:t>
         </m:r>
         <m:sSub>
           <m:sSubPr>
@@ -8257,7 +8583,7 @@
           <m:e>
             <m:r>
               <m:rPr>
-                <m:sty m:val="b"/>
+                <m:sty m:val="p"/>
               </m:rPr>
               <w:rPr>
                 <w:rFonts w:ascii="Cambria Math" w:hAnsi="Cambria Math"/>
@@ -8276,27 +8602,9 @@
         </m:sSub>
       </m:oMath>
       <w:r>
-        <w:t xml:space="preserve"> (first-order algorithms cannot self-rewrite their own axioms). Human second-order self-reflection operator possesses second-order hyper-formal mapping </w:t>
-      </w:r>
-      <m:oMath>
-        <m:r>
-          <m:rPr>
-            <m:sty m:val="b"/>
-          </m:rPr>
-          <w:rPr>
-            <w:rFonts w:ascii="Cambria Math" w:hAnsi="Cambria Math"/>
-          </w:rPr>
-          <m:t>Φ</m:t>
-        </m:r>
-        <m:r>
-          <m:rPr>
-            <m:sty m:val="p"/>
-          </m:rPr>
-          <w:rPr>
-            <w:rFonts w:ascii="Cambria Math" w:hAnsi="Cambria Math"/>
-          </w:rPr>
-          <m:t>:Map(Ξ→</m:t>
-        </m:r>
+        <w:t xml:space="preserve"> (first-order algorithms cannot self-rewrite their own axioms). Second-Order Meta-Cognitive Constitutional Rewriting Operator </w:t>
+      </w:r>
+      <m:oMath>
         <m:sSub>
           <m:sSubPr>
             <m:ctrlPr>
@@ -8313,26 +8621,34 @@
               <w:rPr>
                 <w:rFonts w:ascii="Cambria Math" w:hAnsi="Cambria Math"/>
               </w:rPr>
-              <m:t>Ω</m:t>
+              <m:t>Φ</m:t>
             </m:r>
           </m:e>
           <m:sub>
             <m:r>
-              <w:rPr>
-                <w:rFonts w:ascii="Cambria Math" w:hAnsi="Cambria Math"/>
-              </w:rPr>
-              <m:t>k</m:t>
+              <m:rPr>
+                <m:sty m:val="p"/>
+              </m:rPr>
+              <w:rPr>
+                <w:rFonts w:ascii="Cambria Math" w:hAnsi="Cambria Math"/>
+              </w:rPr>
+              <m:t>Human</m:t>
             </m:r>
           </m:sub>
         </m:sSub>
-        <m:r>
-          <m:rPr>
-            <m:sty m:val="p"/>
-          </m:rPr>
-          <w:rPr>
-            <w:rFonts w:ascii="Cambria Math" w:hAnsi="Cambria Math"/>
-          </w:rPr>
-          <m:t>)→Map(Ξ→</m:t>
+      </m:oMath>
+      <w:r>
+        <w:t xml:space="preserve"> possesses second-order hyper-formal mapping </w:t>
+      </w:r>
+      <m:oMath>
+        <m:r>
+          <m:rPr>
+            <m:sty m:val="p"/>
+          </m:rPr>
+          <w:rPr>
+            <w:rFonts w:ascii="Cambria Math" w:hAnsi="Cambria Math"/>
+          </w:rPr>
+          <m:t>Φ:Map(Ξ→</m:t>
         </m:r>
         <m:sSub>
           <m:sSubPr>
@@ -8360,21 +8676,6 @@
               </w:rPr>
               <m:t>k</m:t>
             </m:r>
-            <m:r>
-              <m:rPr>
-                <m:sty m:val="p"/>
-              </m:rPr>
-              <w:rPr>
-                <w:rFonts w:ascii="Cambria Math" w:hAnsi="Cambria Math"/>
-              </w:rPr>
-              <m:t>+</m:t>
-            </m:r>
-            <m:r>
-              <w:rPr>
-                <w:rFonts w:ascii="Cambria Math" w:hAnsi="Cambria Math"/>
-              </w:rPr>
-              <m:t>1</m:t>
-            </m:r>
           </m:sub>
         </m:sSub>
         <m:r>
@@ -8384,13 +8685,8 @@
           <w:rPr>
             <w:rFonts w:ascii="Cambria Math" w:hAnsi="Cambria Math"/>
           </w:rPr>
-          <m:t>)</m:t>
-        </m:r>
-      </m:oMath>
-      <w:r>
-        <w:t xml:space="preserve">. Thus, human second-order self-reflection </w:t>
-      </w:r>
-      <m:oMath>
+          <m:t>)→Map(Ξ→</m:t>
+        </m:r>
         <m:sSub>
           <m:sSubPr>
             <m:ctrlPr>
@@ -8402,29 +8698,50 @@
           <m:e>
             <m:r>
               <m:rPr>
-                <m:sty m:val="b"/>
-              </m:rPr>
-              <w:rPr>
-                <w:rFonts w:ascii="Cambria Math" w:hAnsi="Cambria Math"/>
-              </w:rPr>
-              <m:t>Φ</m:t>
+                <m:sty m:val="p"/>
+              </m:rPr>
+              <w:rPr>
+                <w:rFonts w:ascii="Cambria Math" w:hAnsi="Cambria Math"/>
+              </w:rPr>
+              <m:t>Ω</m:t>
             </m:r>
           </m:e>
           <m:sub>
             <m:r>
+              <w:rPr>
+                <w:rFonts w:ascii="Cambria Math" w:hAnsi="Cambria Math"/>
+              </w:rPr>
+              <m:t>k</m:t>
+            </m:r>
+            <m:r>
               <m:rPr>
                 <m:sty m:val="p"/>
               </m:rPr>
               <w:rPr>
                 <w:rFonts w:ascii="Cambria Math" w:hAnsi="Cambria Math"/>
               </w:rPr>
-              <m:t>Human</m:t>
+              <m:t>+</m:t>
+            </m:r>
+            <m:r>
+              <w:rPr>
+                <w:rFonts w:ascii="Cambria Math" w:hAnsi="Cambria Math"/>
+              </w:rPr>
+              <m:t>1</m:t>
             </m:r>
           </m:sub>
         </m:sSub>
-      </m:oMath>
-      <w:r>
-        <w:t xml:space="preserve"> is Necessary for breaking closure, while its tensor product with silicon computing power </w:t>
+        <m:r>
+          <m:rPr>
+            <m:sty m:val="p"/>
+          </m:rPr>
+          <w:rPr>
+            <w:rFonts w:ascii="Cambria Math" w:hAnsi="Cambria Math"/>
+          </w:rPr>
+          <m:t>)</m:t>
+        </m:r>
+      </m:oMath>
+      <w:r>
+        <w:t xml:space="preserve">. Thus, Second-Order Meta-Cognitive Constitutional Rewriting Operator </w:t>
       </w:r>
       <m:oMath>
         <m:sSub>
@@ -8438,6 +8755,42 @@
           <m:e>
             <m:r>
               <m:rPr>
+                <m:sty m:val="p"/>
+              </m:rPr>
+              <w:rPr>
+                <w:rFonts w:ascii="Cambria Math" w:hAnsi="Cambria Math"/>
+              </w:rPr>
+              <m:t>Φ</m:t>
+            </m:r>
+          </m:e>
+          <m:sub>
+            <m:r>
+              <m:rPr>
+                <m:sty m:val="p"/>
+              </m:rPr>
+              <w:rPr>
+                <w:rFonts w:ascii="Cambria Math" w:hAnsi="Cambria Math"/>
+              </w:rPr>
+              <m:t>Human</m:t>
+            </m:r>
+          </m:sub>
+        </m:sSub>
+      </m:oMath>
+      <w:r>
+        <w:t xml:space="preserve"> is Necessary for breaking closure, while its tensor product with silicon computing power </w:t>
+      </w:r>
+      <m:oMath>
+        <m:sSub>
+          <m:sSubPr>
+            <m:ctrlPr>
+              <w:rPr>
+                <w:rFonts w:ascii="Cambria Math" w:hAnsi="Cambria Math"/>
+              </w:rPr>
+            </m:ctrlPr>
+          </m:sSubPr>
+          <m:e>
+            <m:r>
+              <m:rPr>
                 <m:scr m:val="script"/>
                 <m:sty m:val="p"/>
               </m:rPr>
@@ -8466,7 +8819,7 @@
     </w:p>
     <w:p>
       <w:pPr>
-        <w:pStyle w:val="a0"/>
+        <w:pStyle w:val="FirstParagraph"/>
       </w:pPr>
       <w:r>
         <w:rPr>
@@ -8486,7 +8839,7 @@
       <m:oMath>
         <m:r>
           <m:rPr>
-            <m:sty m:val="b"/>
+            <m:sty m:val="p"/>
           </m:rPr>
           <w:rPr>
             <w:rFonts w:ascii="Cambria Math" w:hAnsi="Cambria Math"/>
@@ -8509,7 +8862,7 @@
           <m:e>
             <m:r>
               <m:rPr>
-                <m:sty m:val="b"/>
+                <m:sty m:val="p"/>
               </m:rPr>
               <w:rPr>
                 <w:rFonts w:ascii="Cambria Math" w:hAnsi="Cambria Math"/>
@@ -8632,21 +8985,7 @@
         </m:r>
       </m:oMath>
       <w:r>
-        <w:t xml:space="preserve">, </w:t>
-      </w:r>
-      <m:oMath>
-        <m:r>
-          <m:rPr>
-            <m:sty m:val="b"/>
-          </m:rPr>
-          <w:rPr>
-            <w:rFonts w:ascii="Cambria Math" w:hAnsi="Cambria Math"/>
-          </w:rPr>
-          <m:t>Φ</m:t>
-        </m:r>
-      </m:oMath>
-      <w:r>
-        <w:t xml:space="preserve"> second-order self-reflection, compliance support operator (Conscience Operator) </w:t>
+        <w:t xml:space="preserve">, Second-Order Meta-Cognitive Constitutional Rewriting Operator </w:t>
       </w:r>
       <m:oMath>
         <m:sSub>
@@ -8660,12 +8999,12 @@
           <m:e>
             <m:r>
               <m:rPr>
-                <m:sty m:val="bi"/>
-              </m:rPr>
-              <w:rPr>
-                <w:rFonts w:ascii="Cambria Math" w:hAnsi="Cambria Math"/>
-              </w:rPr>
-              <m:t>E</m:t>
+                <m:sty m:val="p"/>
+              </m:rPr>
+              <w:rPr>
+                <w:rFonts w:ascii="Cambria Math" w:hAnsi="Cambria Math"/>
+              </w:rPr>
+              <m:t>Φ</m:t>
             </m:r>
           </m:e>
           <m:sub>
@@ -8676,19 +9015,127 @@
               <w:rPr>
                 <w:rFonts w:ascii="Cambria Math" w:hAnsi="Cambria Math"/>
               </w:rPr>
-              <m:t>supp</m:t>
+              <m:t>Human</m:t>
             </m:r>
           </m:sub>
         </m:sSub>
       </m:oMath>
       <w:r>
-        <w:t xml:space="preserve"> redline), for physical value network OCGS, this paper supplies the Necessary condition for Metasynthetic Departments breaking Nash deadlocks and the Sufficient condition when coupled with rigid barriers; supplies the Sufficient condition for HWDS computability on restricted graphs; and supplies the Necessary condition for human second-order self-reflection and the Sufficient condition for work operator tensor products in human-machine combination.</w:t>
-      </w:r>
-    </w:p>
-    <w:p>
-      <w:r>
-        <w:pict w14:anchorId="210158B2">
-          <v:rect id="_x0000_i1029" style="width:0;height:1.5pt" o:hralign="center" o:hrstd="t" o:hr="t"/>
+        <w:t xml:space="preserve">, compliance support operator (Conscience Operator) </w:t>
+      </w:r>
+      <m:oMath>
+        <m:sSub>
+          <m:sSubPr>
+            <m:ctrlPr>
+              <w:rPr>
+                <w:rFonts w:ascii="Cambria Math" w:hAnsi="Cambria Math"/>
+              </w:rPr>
+            </m:ctrlPr>
+          </m:sSubPr>
+          <m:e>
+            <m:r>
+              <w:rPr>
+                <w:rFonts w:ascii="Cambria Math" w:hAnsi="Cambria Math"/>
+              </w:rPr>
+              <m:t>E</m:t>
+            </m:r>
+          </m:e>
+          <m:sub>
+            <m:r>
+              <m:rPr>
+                <m:nor/>
+              </m:rPr>
+              <m:t>supp</m:t>
+            </m:r>
+          </m:sub>
+        </m:sSub>
+      </m:oMath>
+      <w:r>
+        <w:t xml:space="preserve"> redline), for physical value network OCGS, this paper supplies the Necessary condition for the Overall Design Department to break Nash deadlocks and the Sufficient condition when coupled with rigid barriers; supplies the Sufficient condition for HWME closed-loop computability on restricted graphs; and supplies the Necessary condition for Second-Order Meta-Cognitive Constitutional Rewriting Operator </w:t>
+      </w:r>
+      <m:oMath>
+        <m:sSub>
+          <m:sSubPr>
+            <m:ctrlPr>
+              <w:rPr>
+                <w:rFonts w:ascii="Cambria Math" w:hAnsi="Cambria Math"/>
+              </w:rPr>
+            </m:ctrlPr>
+          </m:sSubPr>
+          <m:e>
+            <m:r>
+              <m:rPr>
+                <m:sty m:val="p"/>
+              </m:rPr>
+              <w:rPr>
+                <w:rFonts w:ascii="Cambria Math" w:hAnsi="Cambria Math"/>
+              </w:rPr>
+              <m:t>Φ</m:t>
+            </m:r>
+          </m:e>
+          <m:sub>
+            <m:r>
+              <m:rPr>
+                <m:sty m:val="p"/>
+              </m:rPr>
+              <w:rPr>
+                <w:rFonts w:ascii="Cambria Math" w:hAnsi="Cambria Math"/>
+              </w:rPr>
+              <m:t>Human</m:t>
+            </m:r>
+          </m:sub>
+        </m:sSub>
+      </m:oMath>
+      <w:r>
+        <w:t xml:space="preserve"> and the Sufficient condition for work operator tensor products in human-machine combination. Generalization to general OCGS requires reconstructing </w:t>
+      </w:r>
+      <m:oMath>
+        <m:r>
+          <m:rPr>
+            <m:sty m:val="p"/>
+          </m:rPr>
+          <w:rPr>
+            <w:rFonts w:ascii="Cambria Math" w:hAnsi="Cambria Math"/>
+          </w:rPr>
+          <m:t>Π</m:t>
+        </m:r>
+      </m:oMath>
+      <w:r>
+        <w:t xml:space="preserve">, matrix </w:t>
+      </w:r>
+      <m:oMath>
+        <m:r>
+          <m:rPr>
+            <m:sty m:val="bi"/>
+          </m:rPr>
+          <w:rPr>
+            <w:rFonts w:ascii="Cambria Math" w:hAnsi="Cambria Math"/>
+          </w:rPr>
+          <m:t>A</m:t>
+        </m:r>
+      </m:oMath>
+      <w:r>
+        <w:t xml:space="preserve">, operator </w:t>
+      </w:r>
+      <m:oMath>
+        <m:r>
+          <m:rPr>
+            <m:sty m:val="p"/>
+          </m:rPr>
+          <w:rPr>
+            <w:rFonts w:ascii="Cambria Math" w:hAnsi="Cambria Math"/>
+          </w:rPr>
+          <m:t>Φ</m:t>
+        </m:r>
+      </m:oMath>
+      <w:r>
+        <w:t>, and observation domains for specific domains.</w:t>
+      </w:r>
+    </w:p>
+    <w:p>
+      <w:r>
+        <w:pict>
+          <v:rect id="_x0000_i1030" style="width:0;height:1.5pt" o:hralign="center" o:hrstd="t" o:hr="t"/>
         </w:pict>
       </w:r>
     </w:p>
@@ -8696,9 +9143,9 @@
       <w:pPr>
         <w:pStyle w:val="2"/>
       </w:pPr>
-      <w:bookmarkStart w:id="15" w:name="X8c3fc6ce8cb6dc7eb848c95bacc12c312b7edf7"/>
-      <w:bookmarkEnd w:id="14"/>
-      <w:bookmarkEnd w:id="10"/>
+      <w:bookmarkStart w:id="16" w:name="X8c3fc6ce8cb6dc7eb848c95bacc12c312b7edf7"/>
+      <w:bookmarkEnd w:id="15"/>
+      <w:bookmarkEnd w:id="11"/>
       <w:r>
         <w:t>5. Architecture Governance: “Tripartite” Capabilities and Medical School Delivery Model</w:t>
       </w:r>
@@ -8708,8 +9155,17 @@
         <w:pStyle w:val="FirstParagraph"/>
       </w:pPr>
       <w:r>
-        <w:t xml:space="preserve">Addressing Non-IID physical reality and OCGS characteristics, this paper proposes three essential architectural governance pillars: - </w:t>
-      </w:r>
+        <w:t>Addressing Non-IID physical reality and OCGS characteristics, this paper proposes three essential architectural governance pillars:</w:t>
+      </w:r>
+    </w:p>
+    <w:p>
+      <w:pPr>
+        <w:pStyle w:val="Compact"/>
+        <w:numPr>
+          <w:ilvl w:val="0"/>
+          <w:numId w:val="11"/>
+        </w:numPr>
+      </w:pPr>
       <w:r>
         <w:rPr>
           <w:b/>
@@ -8718,7 +9174,7 @@
         <w:t>“Human-out-of-the-loop, Human-machine collaboration” Division</w:t>
       </w:r>
       <w:r>
-        <w:t xml:space="preserve">: Humans manage second-order meta-control operators </w:t>
+        <w:t xml:space="preserve">: Humans manage Second-Order Meta-Cognitive Constitutional Rewriting Operator </w:t>
       </w:r>
       <m:oMath>
         <m:sSub>
@@ -8732,7 +9188,7 @@
           <m:e>
             <m:r>
               <m:rPr>
-                <m:sty m:val="b"/>
+                <m:sty m:val="p"/>
               </m:rPr>
               <w:rPr>
                 <w:rFonts w:ascii="Cambria Math" w:hAnsi="Cambria Math"/>
@@ -8767,9 +9223,6 @@
           </m:sSubPr>
           <m:e>
             <m:r>
-              <m:rPr>
-                <m:sty m:val="bi"/>
-              </m:rPr>
               <w:rPr>
                 <w:rFonts w:ascii="Cambria Math" w:hAnsi="Cambria Math"/>
               </w:rPr>
@@ -8779,11 +9232,8 @@
           <m:sub>
             <m:r>
               <m:rPr>
-                <m:sty m:val="p"/>
-              </m:rPr>
-              <w:rPr>
-                <w:rFonts w:ascii="Cambria Math" w:hAnsi="Cambria Math"/>
-              </w:rPr>
+                <m:nor/>
+              </m:rPr>
               <m:t>supp</m:t>
             </m:r>
           </m:sub>
@@ -8804,7 +9254,7 @@
           <m:e>
             <m:r>
               <m:rPr>
-                <m:sty m:val="b"/>
+                <m:sty m:val="p"/>
               </m:rPr>
               <w:rPr>
                 <w:rFonts w:ascii="Cambria Math" w:hAnsi="Cambria Math"/>
@@ -8826,8 +9276,17 @@
         </m:sSub>
       </m:oMath>
       <w:r>
-        <w:t xml:space="preserve">. - </w:t>
-      </w:r>
+        <w:t>.</w:t>
+      </w:r>
+    </w:p>
+    <w:p>
+      <w:pPr>
+        <w:pStyle w:val="Compact"/>
+        <w:numPr>
+          <w:ilvl w:val="0"/>
+          <w:numId w:val="11"/>
+        </w:numPr>
+      </w:pPr>
       <w:r>
         <w:rPr>
           <w:b/>
@@ -8836,8 +9295,17 @@
         <w:t>“Tripartite” Fusion Architecture Capabilities</w:t>
       </w:r>
       <w:r>
-        <w:t xml:space="preserve">: - </w:t>
-      </w:r>
+        <w:t>:</w:t>
+      </w:r>
+    </w:p>
+    <w:p>
+      <w:pPr>
+        <w:pStyle w:val="Compact"/>
+        <w:numPr>
+          <w:ilvl w:val="1"/>
+          <w:numId w:val="12"/>
+        </w:numPr>
+      </w:pPr>
       <w:r>
         <w:rPr>
           <w:b/>
@@ -8846,12 +9314,17 @@
         <w:t>Business Decoding Capability</w:t>
       </w:r>
       <w:r>
-        <w:t xml:space="preserve">: </w:t>
-      </w:r>
-      <w:r>
-        <w:lastRenderedPageBreak/>
-        <w:t xml:space="preserve">Penetrating organizational silos to parse fine-grained strongly coupled causal topologies of physical entities; - </w:t>
-      </w:r>
+        <w:t>: Penetrating organizational silos to parse fine-grained strongly coupled causal topologies of physical entities;</w:t>
+      </w:r>
+    </w:p>
+    <w:p>
+      <w:pPr>
+        <w:pStyle w:val="Compact"/>
+        <w:numPr>
+          <w:ilvl w:val="1"/>
+          <w:numId w:val="12"/>
+        </w:numPr>
+      </w:pPr>
       <w:r>
         <w:rPr>
           <w:b/>
@@ -8860,8 +9333,17 @@
         <w:t>System Modeling Capability</w:t>
       </w:r>
       <w:r>
-        <w:t xml:space="preserve">: Losslessly mapping decoded logic into 5D complete state manifolds and convergent algorithms; - </w:t>
-      </w:r>
+        <w:t>: Losslessly mapping decoded logic into 5D complete state manifolds and convergent algorithms;</w:t>
+      </w:r>
+    </w:p>
+    <w:p>
+      <w:pPr>
+        <w:pStyle w:val="Compact"/>
+        <w:numPr>
+          <w:ilvl w:val="1"/>
+          <w:numId w:val="12"/>
+        </w:numPr>
+      </w:pPr>
       <w:r>
         <w:rPr>
           <w:b/>
@@ -8870,8 +9352,17 @@
         <w:t>Closed-Loop Collaboration Capability</w:t>
       </w:r>
       <w:r>
-        <w:t xml:space="preserve">: Achieving automated decision write-back and residual self-healing. - </w:t>
-      </w:r>
+        <w:t>: Achieving automated decision write-back and residual self-healing.</w:t>
+      </w:r>
+    </w:p>
+    <w:p>
+      <w:pPr>
+        <w:pStyle w:val="Compact"/>
+        <w:numPr>
+          <w:ilvl w:val="0"/>
+          <w:numId w:val="11"/>
+        </w:numPr>
+      </w:pPr>
       <w:r>
         <w:rPr>
           <w:b/>
@@ -8880,57 +9371,12 @@
         <w:t>Delivery Sovereignty’s “Medical School Model”</w:t>
       </w:r>
       <w:r>
-        <w:t>: Departing from traditional sell-and-fo</w:t>
-      </w:r>
-      <w:r>
-        <w:t xml:space="preserve">rget software packages or black-box subscriptions, the </w:t>
-      </w:r>
-      <w:r>
-        <w:t>“Medical School Model” supplies Open-Box source code delivery, dual team cultivation (business + algorithms), and long-term self-healing sovereignty, empowering enterprises to build self-sustaining anti-entropy capacities.</w:t>
-      </w:r>
-    </w:p>
-    <w:p>
-      <w:r>
-        <w:pict w14:anchorId="4BB47729">
-          <v:rect id="_x0000_i1030" style="width:0;height:1.5pt" o:hralign="center" o:hrstd="t" o:hr="t"/>
-        </w:pict>
-      </w:r>
-    </w:p>
-    <w:p>
-      <w:pPr>
-        <w:pStyle w:val="2"/>
-      </w:pPr>
-      <w:bookmarkStart w:id="16" w:name="conclusion"/>
-      <w:bookmarkEnd w:id="15"/>
-      <w:r>
-        <w:t>6. Conclusion</w:t>
-      </w:r>
-    </w:p>
-    <w:p>
-      <w:pPr>
-        <w:pStyle w:val="FirstParagraph"/>
-      </w:pPr>
-      <w:r>
-        <w:t>The fundamental cause of ROIC degradation during digital transformation lies in solving Non-IID strongly coupled physical reality using IID weakly coupled static assumptions. Bridging value chain management and system science, this paper begins with Non-IID physical reality to establish the Value Chain Physics paradigm, deriving the 5D complete state manifold and Eight Architecture Design Principles; and formally proving the Vector Cancellation Law, 5D Dual-Helix algebraic pruning, and causal DAG unidirecti</w:t>
-      </w:r>
-      <w:r>
-        <w:t>onal evolution convergence theorems.</w:t>
-      </w:r>
-    </w:p>
-    <w:p>
-      <w:pPr>
-        <w:pStyle w:val="a0"/>
-      </w:pPr>
-      <w:r>
-        <w:t>The core theoretical breakthrough of this paper lies in supplying formal mathematical proofs for Qian Xuesen’s three core OCGS principles (Necessary condition for Metasynthetic Departments breaking Nash deadlocks and Sufficient condition when coupled with rigid barriers; Sufficient condition for HWDS computability on restricted graphs; Necessary condition for human second-order self-reflection and Sufficient condition for work operator tensor products in human-machine combination) in entity discrete manufac</w:t>
-      </w:r>
-      <w:r>
-        <w:t>turing value networks featuring causal DAG structures, bypassing Wolfram computational irreducibility hurdles under restricted structures. Constructing physical “Plan-Execute-Feedback” self-healing closed loops is the effective path for eliminating internal vector cancellation and elevating ROIC.</w:t>
-      </w:r>
-    </w:p>
-    <w:p>
-      <w:r>
-        <w:pict w14:anchorId="654C3935">
+        <w:t>: Departing from traditional sell-and-forget software packages or black-box subscriptions, the “Medical School Model” supplies Open-Box source code delivery, dual team cultivation (business + algorithms), and long-term self-healing sovereignty, empowering enterprises to build self-sustaining anti-entropy capacities.</w:t>
+      </w:r>
+    </w:p>
+    <w:p>
+      <w:r>
+        <w:pict>
           <v:rect id="_x0000_i1031" style="width:0;height:1.5pt" o:hralign="center" o:hrstd="t" o:hr="t"/>
         </w:pict>
       </w:r>
@@ -8939,8 +9385,81 @@
       <w:pPr>
         <w:pStyle w:val="2"/>
       </w:pPr>
-      <w:bookmarkStart w:id="17" w:name="references"/>
+      <w:bookmarkStart w:id="17" w:name="conclusion"/>
       <w:bookmarkEnd w:id="16"/>
+      <w:r>
+        <w:t>6. Conclusion</w:t>
+      </w:r>
+    </w:p>
+    <w:p>
+      <w:pPr>
+        <w:pStyle w:val="FirstParagraph"/>
+      </w:pPr>
+      <w:r>
+        <w:t xml:space="preserve">The fundamental cause of ROIC degradation during digital transformation lies in solving Non-IID strongly coupled physical reality using IID weakly coupled static assumptions. Bridging value chain management and system science, this paper </w:t>
+      </w:r>
+      <w:r>
+        <w:lastRenderedPageBreak/>
+        <w:t>begins with Non-IID physical reality to establish the Value Chain Physics paradigm, deriving the 5D complete state manifold and Eight Architecture Design Principles; and formally proving the Vector Cancellation Law, 5D Dual-Helix algebraic pruning, and causal DAG unidirectional evolution convergence theorems.</w:t>
+      </w:r>
+    </w:p>
+    <w:p>
+      <w:pPr>
+        <w:pStyle w:val="a0"/>
+      </w:pPr>
+      <w:r>
+        <w:t xml:space="preserve">The core theoretical breakthrough of this paper lies in supplying formal mathematical proofs for Qian Xuesen’s three core OCGS principles (Necessary condition for the Overall Design Department to break Nash deadlocks and Sufficient condition when coupled with rigid barriers; Sufficient condition for HWME closed-loop computability on restricted graphs; Necessary condition for Second-Order Meta-Cognitive Constitutional Rewriting Operator </w:t>
+      </w:r>
+      <m:oMath>
+        <m:sSub>
+          <m:sSubPr>
+            <m:ctrlPr>
+              <w:rPr>
+                <w:rFonts w:ascii="Cambria Math" w:hAnsi="Cambria Math"/>
+              </w:rPr>
+            </m:ctrlPr>
+          </m:sSubPr>
+          <m:e>
+            <m:r>
+              <m:rPr>
+                <m:sty m:val="p"/>
+              </m:rPr>
+              <w:rPr>
+                <w:rFonts w:ascii="Cambria Math" w:hAnsi="Cambria Math"/>
+              </w:rPr>
+              <m:t>Φ</m:t>
+            </m:r>
+          </m:e>
+          <m:sub>
+            <m:r>
+              <m:rPr>
+                <m:sty m:val="p"/>
+              </m:rPr>
+              <w:rPr>
+                <w:rFonts w:ascii="Cambria Math" w:hAnsi="Cambria Math"/>
+              </w:rPr>
+              <m:t>Human</m:t>
+            </m:r>
+          </m:sub>
+        </m:sSub>
+      </m:oMath>
+      <w:r>
+        <w:t xml:space="preserve"> and Sufficient condition for work operator tensor products in human-machine combination) in an entity discrete manufacturing value network as a class of OCGS featuring causal characteristic line orthogonal pruning, bypassing Wolfram computational irreducibility hurdles under restricted structures. Constructing physical “Plan-Execute-Feedback” self-healing closed loops is the effective path for eliminating internal vector cancellation and elevating ROIC.</w:t>
+      </w:r>
+    </w:p>
+    <w:p>
+      <w:r>
+        <w:pict>
+          <v:rect id="_x0000_i1032" style="width:0;height:1.5pt" o:hralign="center" o:hrstd="t" o:hr="t"/>
+        </w:pict>
+      </w:r>
+    </w:p>
+    <w:p>
+      <w:pPr>
+        <w:pStyle w:val="2"/>
+      </w:pPr>
+      <w:bookmarkStart w:id="18" w:name="references"/>
+      <w:bookmarkEnd w:id="17"/>
       <w:r>
         <w:t>References</w:t>
       </w:r>
@@ -8950,7 +9469,7 @@
         <w:pStyle w:val="Compact"/>
         <w:numPr>
           <w:ilvl w:val="0"/>
-          <w:numId w:val="8"/>
+          <w:numId w:val="13"/>
         </w:numPr>
       </w:pPr>
       <w:r>
@@ -9053,11 +9572,10 @@
         <w:pStyle w:val="Compact"/>
         <w:numPr>
           <w:ilvl w:val="0"/>
-          <w:numId w:val="8"/>
+          <w:numId w:val="13"/>
         </w:numPr>
       </w:pPr>
       <w:r>
-        <w:lastRenderedPageBreak/>
         <w:t xml:space="preserve">Meng, F. (2026). </w:t>
       </w:r>
       <w:r>
@@ -9076,7 +9594,7 @@
         <w:pStyle w:val="Compact"/>
         <w:numPr>
           <w:ilvl w:val="0"/>
-          <w:numId w:val="8"/>
+          <w:numId w:val="13"/>
         </w:numPr>
       </w:pPr>
       <w:r>
@@ -9098,29 +9616,7 @@
         <w:pStyle w:val="Compact"/>
         <w:numPr>
           <w:ilvl w:val="0"/>
-          <w:numId w:val="8"/>
-        </w:numPr>
-      </w:pPr>
-      <w:r>
-        <w:t xml:space="preserve">Baron, R. M., &amp; Kenny, D. A. (1986). The moderator–mediator variable distinction in social psychological research: Conceptual, strategic, and statistical considerations. </w:t>
-      </w:r>
-      <w:r>
-        <w:rPr>
-          <w:i/>
-          <w:iCs/>
-        </w:rPr>
-        <w:t>Journal of Personality and Social Psychology</w:t>
-      </w:r>
-      <w:r>
-        <w:t>, 51(6), 1173-1182. DOI: 10.1037/0022-3514.51.6.1173</w:t>
-      </w:r>
-    </w:p>
-    <w:p>
-      <w:pPr>
-        <w:pStyle w:val="Compact"/>
-        <w:numPr>
-          <w:ilvl w:val="0"/>
-          <w:numId w:val="8"/>
+          <w:numId w:val="13"/>
         </w:numPr>
       </w:pPr>
       <w:r>
@@ -9142,29 +9638,7 @@
         <w:pStyle w:val="Compact"/>
         <w:numPr>
           <w:ilvl w:val="0"/>
-          <w:numId w:val="8"/>
-        </w:numPr>
-      </w:pPr>
-      <w:r>
-        <w:t xml:space="preserve">Callaway, B., &amp; Sant’Anna, P. H. (2021). Difference-in-differences with multiple time periods. </w:t>
-      </w:r>
-      <w:r>
-        <w:rPr>
-          <w:i/>
-          <w:iCs/>
-        </w:rPr>
-        <w:t>Journal of Econometrics</w:t>
-      </w:r>
-      <w:r>
-        <w:t>, 225(2), 200-230. DOI: 10.1016/j.jeconom.2020.12.001</w:t>
-      </w:r>
-    </w:p>
-    <w:p>
-      <w:pPr>
-        <w:pStyle w:val="Compact"/>
-        <w:numPr>
-          <w:ilvl w:val="0"/>
-          <w:numId w:val="8"/>
+          <w:numId w:val="13"/>
         </w:numPr>
       </w:pPr>
       <w:r>
@@ -9186,7 +9660,7 @@
         <w:pStyle w:val="Compact"/>
         <w:numPr>
           <w:ilvl w:val="0"/>
-          <w:numId w:val="8"/>
+          <w:numId w:val="13"/>
         </w:numPr>
       </w:pPr>
       <w:r>
@@ -9208,21 +9682,21 @@
         <w:pStyle w:val="Compact"/>
         <w:numPr>
           <w:ilvl w:val="0"/>
-          <w:numId w:val="8"/>
+          <w:numId w:val="13"/>
         </w:numPr>
       </w:pPr>
       <w:r>
-        <w:t xml:space="preserve">Cengiz, D., Dube, A., Lindner, A., &amp; Zipperer, B. (2019). The effect of minimum wages on low-wage jobs. </w:t>
+        <w:t xml:space="preserve">Goodhart, C. A. E. (1984). </w:t>
       </w:r>
       <w:r>
         <w:rPr>
           <w:i/>
           <w:iCs/>
         </w:rPr>
-        <w:t>The Quarterly Journal of Economics</w:t>
-      </w:r>
-      <w:r>
-        <w:t>, 134(3), 1405-1454. DOI: 10.1093/qje/qjz010</w:t>
+        <w:t>Monetary Theory and Practice: The UK Experience</w:t>
+      </w:r>
+      <w:r>
+        <w:t>. London: Macmillan.</w:t>
       </w:r>
     </w:p>
     <w:p>
@@ -9230,29 +9704,7 @@
         <w:pStyle w:val="Compact"/>
         <w:numPr>
           <w:ilvl w:val="0"/>
-          <w:numId w:val="8"/>
-        </w:numPr>
-      </w:pPr>
-      <w:r>
-        <w:t xml:space="preserve">Hevner, A. R., March, S. T., Park, J., &amp; Ram, S. (2004). Design science in information systems research. </w:t>
-      </w:r>
-      <w:r>
-        <w:rPr>
-          <w:i/>
-          <w:iCs/>
-        </w:rPr>
-        <w:t>MIS Quarterly</w:t>
-      </w:r>
-      <w:r>
-        <w:t>, 28(1), 75-105. DOI: 10.2307/25148625</w:t>
-      </w:r>
-    </w:p>
-    <w:p>
-      <w:pPr>
-        <w:pStyle w:val="Compact"/>
-        <w:numPr>
-          <w:ilvl w:val="0"/>
-          <w:numId w:val="8"/>
+          <w:numId w:val="13"/>
         </w:numPr>
       </w:pPr>
       <w:r>
@@ -9274,10 +9726,11 @@
         <w:pStyle w:val="Compact"/>
         <w:numPr>
           <w:ilvl w:val="0"/>
-          <w:numId w:val="8"/>
+          <w:numId w:val="13"/>
         </w:numPr>
       </w:pPr>
       <w:r>
+        <w:lastRenderedPageBreak/>
         <w:t xml:space="preserve">Miller, G. A. (1956). The magical number seven, plus or minus two: Some limits on our capacity for processing information. </w:t>
       </w:r>
       <w:r>
@@ -9296,7 +9749,7 @@
         <w:pStyle w:val="Compact"/>
         <w:numPr>
           <w:ilvl w:val="0"/>
-          <w:numId w:val="8"/>
+          <w:numId w:val="13"/>
         </w:numPr>
       </w:pPr>
       <w:r>
@@ -9313,7 +9766,7 @@
         <w:t>. Champaign, IL: Wolfram Media.</w:t>
       </w:r>
     </w:p>
-    <w:bookmarkEnd w:id="17"/>
+    <w:bookmarkEnd w:id="18"/>
     <w:bookmarkEnd w:id="0"/>
     <w:sectPr>
       <w:headerReference w:type="even" r:id="rId7"/>
@@ -9516,7 +9969,7 @@
   <w:abstractNum w:abstractNumId="0" w15:restartNumberingAfterBreak="0">
     <w:nsid w:val="0000A990"/>
     <w:multiLevelType w:val="multilevel"/>
-    <w:tmpl w:val="99860FBA"/>
+    <w:tmpl w:val="18ACD178"/>
     <w:lvl w:ilvl="0">
       <w:numFmt w:val="bullet"/>
       <w:lvlText w:val=" "/>
@@ -9593,7 +10046,7 @@
   <w:abstractNum w:abstractNumId="1" w15:restartNumberingAfterBreak="0">
     <w:nsid w:val="0000A991"/>
     <w:multiLevelType w:val="multilevel"/>
-    <w:tmpl w:val="2E280E7C"/>
+    <w:tmpl w:val="5620790C"/>
     <w:lvl w:ilvl="0">
       <w:numFmt w:val="bullet"/>
       <w:lvlText w:val=""/>
@@ -9697,7 +10150,7 @@
   <w:abstractNum w:abstractNumId="2" w15:restartNumberingAfterBreak="0">
     <w:nsid w:val="00A99411"/>
     <w:multiLevelType w:val="multilevel"/>
-    <w:tmpl w:val="E932CA8A"/>
+    <w:tmpl w:val="D31426AA"/>
     <w:lvl w:ilvl="0">
       <w:start w:val="1"/>
       <w:numFmt w:val="decimal"/>
@@ -9780,16 +10233,13 @@
       </w:pPr>
     </w:lvl>
   </w:abstractNum>
-  <w:num w:numId="1" w16cid:durableId="543102680">
+  <w:num w:numId="1" w16cid:durableId="1317101366">
     <w:abstractNumId w:val="0"/>
   </w:num>
-  <w:num w:numId="2" w16cid:durableId="1496646528">
+  <w:num w:numId="2" w16cid:durableId="134228755">
     <w:abstractNumId w:val="1"/>
   </w:num>
-  <w:num w:numId="3" w16cid:durableId="1705207046">
-    <w:abstractNumId w:val="1"/>
-  </w:num>
-  <w:num w:numId="4" w16cid:durableId="1539779708">
+  <w:num w:numId="3" w16cid:durableId="1455830112">
     <w:abstractNumId w:val="2"/>
     <w:lvlOverride w:ilvl="0">
       <w:startOverride w:val="1"/>
@@ -9819,13 +10269,10 @@
       <w:startOverride w:val="1"/>
     </w:lvlOverride>
   </w:num>
-  <w:num w:numId="5" w16cid:durableId="1830905020">
+  <w:num w:numId="4" w16cid:durableId="1746763231">
     <w:abstractNumId w:val="1"/>
   </w:num>
-  <w:num w:numId="6" w16cid:durableId="1009060530">
-    <w:abstractNumId w:val="1"/>
-  </w:num>
-  <w:num w:numId="7" w16cid:durableId="465049960">
+  <w:num w:numId="5" w16cid:durableId="531694978">
     <w:abstractNumId w:val="2"/>
     <w:lvlOverride w:ilvl="0">
       <w:startOverride w:val="1"/>
@@ -9855,7 +10302,82 @@
       <w:startOverride w:val="1"/>
     </w:lvlOverride>
   </w:num>
-  <w:num w:numId="8" w16cid:durableId="2086296909">
+  <w:num w:numId="6" w16cid:durableId="811873152">
+    <w:abstractNumId w:val="1"/>
+  </w:num>
+  <w:num w:numId="7" w16cid:durableId="744492100">
+    <w:abstractNumId w:val="1"/>
+  </w:num>
+  <w:num w:numId="8" w16cid:durableId="1952742630">
+    <w:abstractNumId w:val="1"/>
+  </w:num>
+  <w:num w:numId="9" w16cid:durableId="970205497">
+    <w:abstractNumId w:val="2"/>
+    <w:lvlOverride w:ilvl="0">
+      <w:startOverride w:val="1"/>
+    </w:lvlOverride>
+    <w:lvlOverride w:ilvl="1">
+      <w:startOverride w:val="1"/>
+    </w:lvlOverride>
+    <w:lvlOverride w:ilvl="2">
+      <w:startOverride w:val="1"/>
+    </w:lvlOverride>
+    <w:lvlOverride w:ilvl="3">
+      <w:startOverride w:val="1"/>
+    </w:lvlOverride>
+    <w:lvlOverride w:ilvl="4">
+      <w:startOverride w:val="1"/>
+    </w:lvlOverride>
+    <w:lvlOverride w:ilvl="5">
+      <w:startOverride w:val="1"/>
+    </w:lvlOverride>
+    <w:lvlOverride w:ilvl="6">
+      <w:startOverride w:val="1"/>
+    </w:lvlOverride>
+    <w:lvlOverride w:ilvl="7">
+      <w:startOverride w:val="1"/>
+    </w:lvlOverride>
+    <w:lvlOverride w:ilvl="8">
+      <w:startOverride w:val="1"/>
+    </w:lvlOverride>
+  </w:num>
+  <w:num w:numId="10" w16cid:durableId="113671417">
+    <w:abstractNumId w:val="2"/>
+    <w:lvlOverride w:ilvl="0">
+      <w:startOverride w:val="1"/>
+    </w:lvlOverride>
+    <w:lvlOverride w:ilvl="1">
+      <w:startOverride w:val="1"/>
+    </w:lvlOverride>
+    <w:lvlOverride w:ilvl="2">
+      <w:startOverride w:val="1"/>
+    </w:lvlOverride>
+    <w:lvlOverride w:ilvl="3">
+      <w:startOverride w:val="1"/>
+    </w:lvlOverride>
+    <w:lvlOverride w:ilvl="4">
+      <w:startOverride w:val="1"/>
+    </w:lvlOverride>
+    <w:lvlOverride w:ilvl="5">
+      <w:startOverride w:val="1"/>
+    </w:lvlOverride>
+    <w:lvlOverride w:ilvl="6">
+      <w:startOverride w:val="1"/>
+    </w:lvlOverride>
+    <w:lvlOverride w:ilvl="7">
+      <w:startOverride w:val="1"/>
+    </w:lvlOverride>
+    <w:lvlOverride w:ilvl="8">
+      <w:startOverride w:val="1"/>
+    </w:lvlOverride>
+  </w:num>
+  <w:num w:numId="11" w16cid:durableId="471682114">
+    <w:abstractNumId w:val="1"/>
+  </w:num>
+  <w:num w:numId="12" w16cid:durableId="826483142">
+    <w:abstractNumId w:val="1"/>
+  </w:num>
+  <w:num w:numId="13" w16cid:durableId="268584941">
     <w:abstractNumId w:val="1"/>
   </w:num>
 </w:numbering>
@@ -11091,7 +11613,7 @@
     <w:name w:val="header"/>
     <w:basedOn w:val="a"/>
     <w:link w:val="af1"/>
-    <w:rsid w:val="002F78AF"/>
+    <w:rsid w:val="00046B55"/>
     <w:pPr>
       <w:tabs>
         <w:tab w:val="center" w:pos="4153"/>
@@ -11109,7 +11631,7 @@
     <w:name w:val="页眉 字符"/>
     <w:basedOn w:val="a1"/>
     <w:link w:val="af0"/>
-    <w:rsid w:val="002F78AF"/>
+    <w:rsid w:val="00046B55"/>
     <w:rPr>
       <w:sz w:val="18"/>
       <w:szCs w:val="18"/>
@@ -11119,7 +11641,7 @@
     <w:name w:val="footer"/>
     <w:basedOn w:val="a"/>
     <w:link w:val="af3"/>
-    <w:rsid w:val="002F78AF"/>
+    <w:rsid w:val="00046B55"/>
     <w:pPr>
       <w:tabs>
         <w:tab w:val="center" w:pos="4153"/>
@@ -11136,7 +11658,7 @@
     <w:name w:val="页脚 字符"/>
     <w:basedOn w:val="a1"/>
     <w:link w:val="af2"/>
-    <w:rsid w:val="002F78AF"/>
+    <w:rsid w:val="00046B55"/>
     <w:rPr>
       <w:sz w:val="18"/>
       <w:szCs w:val="18"/>
@@ -11145,7 +11667,7 @@
   <w:style w:type="character" w:styleId="af4">
     <w:name w:val="page number"/>
     <w:basedOn w:val="a1"/>
-    <w:rsid w:val="002F78AF"/>
+    <w:rsid w:val="00046B55"/>
   </w:style>
 </w:styles>
 </file>
